--- a/(e)CRF/Per nummer/12_Tevredenheid over ulcuspreventie (VAS).docx
+++ b/(e)CRF/Per nummer/12_Tevredenheid over ulcuspreventie (VAS).docx
@@ -110,7 +110,7 @@
       <w:r>
         <w:t>Vraag:</w:t>
         <w:br/>
-        <w:t>Op een schaal van 0 tot 10, hoe tevreden bent u in het algemeen met de zorg die u tot nu toe hebt ontvangen voor de preventie van voetulcera?</w:t>
+        <w:t>Op een schaal van 0 tot 10, hoe tevreden bent u in het algemeen met de zorg die u tot nu toe hebt ontvangen?</w:t>
       </w:r>
     </w:p>
     <w:p>

--- a/(e)CRF/Per nummer/12_Tevredenheid over ulcuspreventie (VAS).docx
+++ b/(e)CRF/Per nummer/12_Tevredenheid over ulcuspreventie (VAS).docx
@@ -216,197 +216,352 @@
 
 <file path=word/footer2.xml><?xml version="1.0" encoding="utf-8"?>
 <w:ftr xmlns:wpc="http://schemas.microsoft.com/office/word/2010/wordprocessingCanvas" xmlns:cx="http://schemas.microsoft.com/office/drawing/2014/chartex" xmlns:cx1="http://schemas.microsoft.com/office/drawing/2015/9/8/chartex" xmlns:cx2="http://schemas.microsoft.com/office/drawing/2015/10/21/chartex" xmlns:cx3="http://schemas.microsoft.com/office/drawing/2016/5/9/chartex" xmlns:cx4="http://schemas.microsoft.com/office/drawing/2016/5/10/chartex" xmlns:cx5="http://schemas.microsoft.com/office/drawing/2016/5/11/chartex" xmlns:cx6="http://schemas.microsoft.com/office/drawing/2016/5/12/chartex" xmlns:cx7="http://schemas.microsoft.com/office/drawing/2016/5/13/chartex" xmlns:cx8="http://schemas.microsoft.com/office/drawing/2016/5/14/chartex" xmlns:mc="http://schemas.openxmlformats.org/markup-compatibility/2006" xmlns:aink="http://schemas.microsoft.com/office/drawing/2016/ink" xmlns:am3d="http://schemas.microsoft.com/office/drawing/2017/model3d" xmlns:o="urn:schemas-microsoft-com:office:office" xmlns:oel="http://schemas.microsoft.com/office/2019/extlst" xmlns:r="http://schemas.openxmlformats.org/officeDocument/2006/relationships" xmlns:m="http://schemas.openxmlformats.org/officeDocument/2006/math" xmlns:v="urn:schemas-microsoft-com:vml" xmlns:wp14="http://schemas.microsoft.com/office/word/2010/wordprocessingDrawing" xmlns:wp="http://schemas.openxmlformats.org/drawingml/2006/wordprocessingDrawing" xmlns:w10="urn:schemas-microsoft-com:office:word" xmlns:w="http://schemas.openxmlformats.org/wordprocessingml/2006/main" xmlns:w14="http://schemas.microsoft.com/office/word/2010/wordml" xmlns:w15="http://schemas.microsoft.com/office/word/2012/wordml" xmlns:w16cex="http://schemas.microsoft.com/office/word/2018/wordml/cex" xmlns:w16cid="http://schemas.microsoft.com/office/word/2016/wordml/cid" xmlns:w16="http://schemas.microsoft.com/office/word/2018/wordml" xmlns:w16du="http://schemas.microsoft.com/office/word/2023/wordml/word16du" xmlns:w16sdtdh="http://schemas.microsoft.com/office/word/2020/wordml/sdtdatahash" xmlns:w16sdtfl="http://schemas.microsoft.com/office/word/2024/wordml/sdtformatlock" xmlns:w16se="http://schemas.microsoft.com/office/word/2015/wordml/symex" xmlns:wpg="http://schemas.microsoft.com/office/word/2010/wordprocessingGroup" xmlns:wpi="http://schemas.microsoft.com/office/word/2010/wordprocessingInk" xmlns:wne="http://schemas.microsoft.com/office/word/2006/wordml" xmlns:wps="http://schemas.microsoft.com/office/word/2010/wordprocessingShape" mc:Ignorable="w14 w15 w16se w16cid w16 w16cex w16sdtdh w16sdtfl w16du wp14">
-  <w:sdt>
-    <w:sdtPr>
-      <w:id w:val="931316503"/>
-      <w:docPartObj>
-        <w:docPartGallery w:val="Page Numbers (Bottom of Page)"/>
-        <w:docPartUnique/>
-      </w:docPartObj>
-    </w:sdtPr>
-    <w:sdtEndPr>
-      <w:rPr>
-        <w:color w:val="7F7F7F" w:themeColor="background1" w:themeShade="7F"/>
-        <w:spacing w:val="60"/>
-      </w:rPr>
-    </w:sdtEndPr>
-    <w:sdtContent>
-      <w:p>
-        <w:pPr>
-          <w:pStyle w:val="Voettekst"/>
-          <w:pBdr>
-            <w:top w:val="single" w:sz="4" w:space="1" w:color="D9D9D9" w:themeColor="background1" w:themeShade="D9"/>
-          </w:pBdr>
-          <w:jc w:val="right"/>
-        </w:pPr>
-        <w:r>
-          <w:rPr>
-            <w:rFonts w:ascii="Calibri" w:hAnsi="Calibri" w:cs="Calibri"/>
-            <w:color w:val="000000" w:themeColor="text1"/>
-          </w:rPr>
-          <w:fldChar w:fldCharType="begin"/>
-        </w:r>
-        <w:r>
-          <w:rPr>
-            <w:rFonts w:ascii="Calibri" w:hAnsi="Calibri" w:cs="Calibri"/>
-            <w:color w:val="000000" w:themeColor="text1"/>
-          </w:rPr>
-          <w:instrText xml:space="preserve"> PAGE   \* MERGEFORMAT </w:instrText>
-        </w:r>
-        <w:r>
-          <w:rPr>
-            <w:rFonts w:ascii="Calibri" w:hAnsi="Calibri" w:cs="Calibri"/>
-            <w:color w:val="000000" w:themeColor="text1"/>
-          </w:rPr>
-          <w:fldChar w:fldCharType="separate"/>
-        </w:r>
-        <w:r>
-          <w:rPr>
-            <w:rFonts w:ascii="Calibri" w:hAnsi="Calibri" w:cs="Calibri"/>
-            <w:noProof/>
-            <w:color w:val="000000" w:themeColor="text1"/>
-          </w:rPr>
-          <w:t>2</w:t>
-        </w:r>
-        <w:r>
-          <w:rPr>
-            <w:rFonts w:ascii="Calibri" w:hAnsi="Calibri" w:cs="Calibri"/>
-            <w:noProof/>
-            <w:color w:val="000000" w:themeColor="text1"/>
-          </w:rPr>
-          <w:fldChar w:fldCharType="end"/>
-        </w:r>
-        <w:r>
-          <w:rPr>
-            <w:rFonts w:ascii="Calibri" w:hAnsi="Calibri" w:cs="Calibri"/>
-            <w:color w:val="000000" w:themeColor="text1"/>
-          </w:rPr>
-          <w:t xml:space="preserve"> | </w:t>
-        </w:r>
-        <w:r>
-          <w:rPr>
-            <w:rFonts w:ascii="Calibri" w:hAnsi="Calibri" w:cs="Calibri"/>
-            <w:color w:val="000000" w:themeColor="text1"/>
-            <w:spacing w:val="60"/>
-          </w:rPr>
-          <w:t>3</w:t>
-        </w:r>
-      </w:p>
-    </w:sdtContent>
-  </w:sdt>
   <w:p>
     <w:pPr>
-      <w:pStyle w:val="Voettekst"/>
-      <w:jc w:val="center"/>
-      <w:rPr>
-        <w:rFonts w:ascii="Calibri" w:hAnsi="Calibri" w:cs="Calibri"/>
-      </w:rPr>
+      <w:pBdr>
+        <w:top w:val="single" w:sz="6" w:space="6" w:color="C4CED8"/>
+      </w:pBdr>
     </w:pPr>
     <w:r>
       <w:rPr>
-        <w:rFonts w:ascii="Arial" w:hAnsi="Arial" w:eastAsia="Arial" w:cs="Arial"/>
-        <w:b w:val="0"/>
-        <w:color w:val="59636E"/>
-        <w:sz w:val="18"/>
-      </w:rPr>
-      <w:t xml:space="preserve">Pagina </w:t>
+        <w:noProof/>
+      </w:rPr>
+      <w:drawing>
+        <wp:anchor distT="0" distB="0" distL="114300" distR="114300" simplePos="0" relativeHeight="251659264" behindDoc="0" locked="0" layoutInCell="1" allowOverlap="1" wp14:anchorId="4A8142CD" wp14:editId="6CB4EA88">
+          <wp:simplePos x="0" y="0"/>
+          <wp:positionH relativeFrom="column">
+            <wp:posOffset>5527362</wp:posOffset>
+          </wp:positionH>
+          <wp:positionV relativeFrom="paragraph">
+            <wp:posOffset>66098</wp:posOffset>
+          </wp:positionV>
+          <wp:extent cx="1272540" cy="484505"/>
+          <wp:effectExtent l="0" t="0" r="3810" b="0"/>
+          <wp:wrapSquare wrapText="bothSides"/>
+          <wp:docPr id="1206673644" name="Afbeelding 7"/>
+          <wp:cNvGraphicFramePr>
+            <a:graphicFrameLocks xmlns:a="http://schemas.openxmlformats.org/drawingml/2006/main" noChangeAspect="1"/>
+          </wp:cNvGraphicFramePr>
+          <a:graphic xmlns:a="http://schemas.openxmlformats.org/drawingml/2006/main">
+            <a:graphicData uri="http://schemas.openxmlformats.org/drawingml/2006/picture">
+              <pic:pic xmlns:pic="http://schemas.openxmlformats.org/drawingml/2006/picture">
+                <pic:nvPicPr>
+                  <pic:cNvPr id="1340115081" name="Afbeelding 1340115081"/>
+                  <pic:cNvPicPr/>
+                </pic:nvPicPr>
+                <pic:blipFill rotWithShape="1">
+                  <a:blip r:embed="rIdTplImgC">
+                    <a:extLst>
+                      <a:ext uri="{28A0092B-C50C-407E-A947-70E740481C1C}">
+                        <a14:useLocalDpi xmlns:a14="http://schemas.microsoft.com/office/drawing/2010/main" val="0"/>
+                      </a:ext>
+                    </a:extLst>
+                  </a:blip>
+                  <a:srcRect l="8409" t="28983" b="36048"/>
+                  <a:stretch>
+                    <a:fillRect/>
+                  </a:stretch>
+                </pic:blipFill>
+                <pic:spPr bwMode="auto">
+                  <a:xfrm>
+                    <a:off x="0" y="0"/>
+                    <a:ext cx="1272540" cy="484505"/>
+                  </a:xfrm>
+                  <a:prstGeom prst="rect">
+                    <a:avLst/>
+                  </a:prstGeom>
+                  <a:ln>
+                    <a:noFill/>
+                  </a:ln>
+                  <a:extLst>
+                    <a:ext uri="{53640926-AAD7-44D8-BBD7-CCE9431645EC}">
+                      <a14:shadowObscured xmlns:a14="http://schemas.microsoft.com/office/drawing/2010/main"/>
+                    </a:ext>
+                  </a:extLst>
+                </pic:spPr>
+              </pic:pic>
+            </a:graphicData>
+          </a:graphic>
+          <wp14:sizeRelH relativeFrom="page">
+            <wp14:pctWidth>0</wp14:pctWidth>
+          </wp14:sizeRelH>
+          <wp14:sizeRelV relativeFrom="page">
+            <wp14:pctHeight>0</wp14:pctHeight>
+          </wp14:sizeRelV>
+        </wp:anchor>
+      </w:drawing>
     </w:r>
     <w:r>
       <w:rPr>
-        <w:rFonts w:ascii="Arial" w:hAnsi="Arial" w:eastAsia="Arial" w:cs="Arial"/>
-        <w:b w:val="0"/>
         <w:color w:val="59636E"/>
-        <w:sz w:val="18"/>
+        <w:sz w:val="16"/>
+        <w:szCs w:val="16"/>
+      </w:rPr>
+      <w:t>PARADISE-</w:t>
+    </w:r>
+    <w:proofErr w:type="gramStart"/>
+    <w:r>
+      <w:rPr>
+        <w:color w:val="59636E"/>
+        <w:sz w:val="16"/>
+        <w:szCs w:val="16"/>
+      </w:rPr>
+      <w:t>studie  ·</w:t>
+    </w:r>
+    <w:proofErr w:type="gramEnd"/>
+    <w:r>
+      <w:rPr>
+        <w:color w:val="59636E"/>
+        <w:sz w:val="16"/>
+        <w:szCs w:val="16"/>
+      </w:rPr>
+      <w:t xml:space="preserve">  eCRF 12: Tevredenheid over ulcuspreventie (VAS) </w:t>
+    </w:r>
+    <w:proofErr w:type="gramStart"/>
+    <w:r>
+      <w:rPr>
+        <w:color w:val="59636E"/>
+        <w:sz w:val="16"/>
+        <w:szCs w:val="16"/>
+      </w:rPr>
+      <w:t>·</w:t>
+    </w:r>
+    <w:proofErr w:type="gramEnd"/>
+    <w:r>
+      <w:rPr>
+        <w:color w:val="59636E"/>
+        <w:sz w:val="16"/>
+        <w:szCs w:val="16"/>
+      </w:rPr>
+      <w:t xml:space="preserve">  Versie </w:t>
+    </w:r>
+    <w:proofErr w:type="gramStart"/>
+    <w:r>
+      <w:rPr>
+        <w:i/>
+        <w:iCs/>
+        <w:color w:val="59636E"/>
+        <w:sz w:val="16"/>
+        <w:szCs w:val="16"/>
+      </w:rPr>
+      <w:t xml:space="preserve">[ </w:t>
+    </w:r>
+    <w:r>
+      <w:rPr>
+        <w:i/>
+        <w:iCs/>
+        <w:color w:val="59636E"/>
+        <w:sz w:val="16"/>
+        <w:szCs w:val="16"/>
+      </w:rPr>
+      <w:t>1.0</w:t>
+    </w:r>
+    <w:proofErr w:type="gramEnd"/>
+    <w:r>
+      <w:rPr>
+        <w:i/>
+        <w:iCs/>
+        <w:color w:val="59636E"/>
+        <w:sz w:val="16"/>
+        <w:szCs w:val="16"/>
+      </w:rPr>
+      <w:t xml:space="preserve"> </w:t>
+    </w:r>
+    <w:proofErr w:type="gramStart"/>
+    <w:r>
+      <w:rPr>
+        <w:i/>
+        <w:iCs/>
+        <w:color w:val="59636E"/>
+        <w:sz w:val="16"/>
+        <w:szCs w:val="16"/>
+      </w:rPr>
+      <w:t>]</w:t>
+    </w:r>
+    <w:r>
+      <w:rPr>
+        <w:color w:val="59636E"/>
+        <w:sz w:val="16"/>
+        <w:szCs w:val="16"/>
+      </w:rPr>
+      <w:t xml:space="preserve">  ·</w:t>
+    </w:r>
+    <w:proofErr w:type="gramEnd"/>
+    <w:r>
+      <w:rPr>
+        <w:color w:val="59636E"/>
+        <w:sz w:val="16"/>
+        <w:szCs w:val="16"/>
+      </w:rPr>
+      <w:t xml:space="preserve">  </w:t>
+    </w:r>
+    <w:proofErr w:type="gramStart"/>
+    <w:r>
+      <w:rPr>
+        <w:i/>
+        <w:iCs/>
+        <w:color w:val="59636E"/>
+        <w:sz w:val="16"/>
+        <w:szCs w:val="16"/>
+      </w:rPr>
+      <w:t xml:space="preserve">[ </w:t>
+    </w:r>
+    <w:r>
+      <w:rPr>
+        <w:i/>
+        <w:iCs/>
+        <w:color w:val="59636E"/>
+        <w:sz w:val="16"/>
+        <w:szCs w:val="16"/>
+      </w:rPr>
+      <w:t>27</w:t>
+    </w:r>
+    <w:proofErr w:type="gramEnd"/>
+    <w:r>
+      <w:rPr>
+        <w:i/>
+        <w:iCs/>
+        <w:color w:val="59636E"/>
+        <w:sz w:val="16"/>
+        <w:szCs w:val="16"/>
+      </w:rPr>
+      <w:t>/07/</w:t>
+    </w:r>
+    <w:proofErr w:type="gramStart"/>
+    <w:r>
+      <w:rPr>
+        <w:i/>
+        <w:iCs/>
+        <w:color w:val="59636E"/>
+        <w:sz w:val="16"/>
+        <w:szCs w:val="16"/>
+      </w:rPr>
+      <w:t>2026</w:t>
+    </w:r>
+    <w:r>
+      <w:rPr>
+        <w:i/>
+        <w:iCs/>
+        <w:color w:val="59636E"/>
+        <w:sz w:val="16"/>
+        <w:szCs w:val="16"/>
+      </w:rPr>
+      <w:t xml:space="preserve"> ]</w:t>
+    </w:r>
+    <w:proofErr w:type="gramEnd"/>
+    <w:r>
+      <w:rPr>
+        <w:color w:val="59636E"/>
+        <w:sz w:val="16"/>
+        <w:szCs w:val="16"/>
+      </w:rPr>
+      <w:t xml:space="preserve">  </w:t>
+    </w:r>
+    <w:proofErr w:type="gramStart"/>
+    <w:r>
+      <w:rPr>
+        <w:color w:val="59636E"/>
+        <w:sz w:val="16"/>
+        <w:szCs w:val="16"/>
+      </w:rPr>
+      <w:t>·  Pagina</w:t>
+    </w:r>
+    <w:proofErr w:type="gramEnd"/>
+    <w:r>
+      <w:rPr>
+        <w:color w:val="59636E"/>
+        <w:sz w:val="16"/>
+        <w:szCs w:val="16"/>
+      </w:rPr>
+      <w:t xml:space="preserve"> </w:t>
+    </w:r>
+    <w:r>
+      <w:rPr>
+        <w:color w:val="59636E"/>
+        <w:sz w:val="16"/>
+        <w:szCs w:val="16"/>
       </w:rPr>
       <w:fldChar w:fldCharType="begin"/>
     </w:r>
     <w:r>
       <w:rPr>
-        <w:rFonts w:ascii="Arial" w:hAnsi="Arial" w:eastAsia="Arial" w:cs="Arial"/>
-        <w:b w:val="0"/>
         <w:color w:val="59636E"/>
-        <w:sz w:val="18"/>
-      </w:rPr>
-      <w:instrText xml:space="preserve"> PAGE </w:instrText>
+        <w:sz w:val="16"/>
+        <w:szCs w:val="16"/>
+      </w:rPr>
+      <w:instrText>PAGE</w:instrText>
     </w:r>
     <w:r>
       <w:rPr>
-        <w:rFonts w:ascii="Arial" w:hAnsi="Arial" w:eastAsia="Arial" w:cs="Arial"/>
-        <w:b w:val="0"/>
         <w:color w:val="59636E"/>
-        <w:sz w:val="18"/>
+        <w:sz w:val="16"/>
+        <w:szCs w:val="16"/>
       </w:rPr>
       <w:fldChar w:fldCharType="separate"/>
     </w:r>
     <w:r>
       <w:rPr>
-        <w:rFonts w:ascii="Arial" w:hAnsi="Arial" w:eastAsia="Arial" w:cs="Arial"/>
-        <w:b w:val="0"/>
+        <w:noProof/>
         <w:color w:val="59636E"/>
-        <w:sz w:val="18"/>
+        <w:sz w:val="16"/>
+        <w:szCs w:val="16"/>
       </w:rPr>
       <w:t>1</w:t>
     </w:r>
     <w:r>
       <w:rPr>
-        <w:rFonts w:ascii="Arial" w:hAnsi="Arial" w:eastAsia="Arial" w:cs="Arial"/>
-        <w:b w:val="0"/>
         <w:color w:val="59636E"/>
-        <w:sz w:val="18"/>
+        <w:sz w:val="16"/>
+        <w:szCs w:val="16"/>
       </w:rPr>
       <w:fldChar w:fldCharType="end"/>
     </w:r>
     <w:r>
       <w:rPr>
-        <w:rFonts w:ascii="Arial" w:hAnsi="Arial" w:eastAsia="Arial" w:cs="Arial"/>
-        <w:b w:val="0"/>
         <w:color w:val="59636E"/>
-        <w:sz w:val="18"/>
+        <w:sz w:val="16"/>
+        <w:szCs w:val="16"/>
       </w:rPr>
       <w:t xml:space="preserve"> van </w:t>
     </w:r>
     <w:r>
       <w:rPr>
-        <w:rFonts w:ascii="Arial" w:hAnsi="Arial" w:eastAsia="Arial" w:cs="Arial"/>
-        <w:b w:val="0"/>
         <w:color w:val="59636E"/>
-        <w:sz w:val="18"/>
+        <w:sz w:val="16"/>
+        <w:szCs w:val="16"/>
       </w:rPr>
       <w:fldChar w:fldCharType="begin"/>
     </w:r>
     <w:r>
       <w:rPr>
-        <w:rFonts w:ascii="Arial" w:hAnsi="Arial" w:eastAsia="Arial" w:cs="Arial"/>
-        <w:b w:val="0"/>
         <w:color w:val="59636E"/>
-        <w:sz w:val="18"/>
-      </w:rPr>
-      <w:instrText xml:space="preserve"> NUMPAGES </w:instrText>
+        <w:sz w:val="16"/>
+        <w:szCs w:val="16"/>
+      </w:rPr>
+      <w:instrText>NUMPAGES</w:instrText>
     </w:r>
     <w:r>
       <w:rPr>
-        <w:rFonts w:ascii="Arial" w:hAnsi="Arial" w:eastAsia="Arial" w:cs="Arial"/>
-        <w:b w:val="0"/>
         <w:color w:val="59636E"/>
-        <w:sz w:val="18"/>
+        <w:sz w:val="16"/>
+        <w:szCs w:val="16"/>
       </w:rPr>
       <w:fldChar w:fldCharType="separate"/>
     </w:r>
     <w:r>
       <w:rPr>
-        <w:rFonts w:ascii="Arial" w:hAnsi="Arial" w:eastAsia="Arial" w:cs="Arial"/>
-        <w:b w:val="0"/>
+        <w:noProof/>
         <w:color w:val="59636E"/>
-        <w:sz w:val="18"/>
-      </w:rPr>
-      <w:t>1</w:t>
+        <w:sz w:val="16"/>
+        <w:szCs w:val="16"/>
+      </w:rPr>
+      <w:t>2</w:t>
     </w:r>
     <w:r>
       <w:rPr>
-        <w:rFonts w:ascii="Arial" w:hAnsi="Arial" w:eastAsia="Arial" w:cs="Arial"/>
-        <w:b w:val="0"/>
         <w:color w:val="59636E"/>
-        <w:sz w:val="18"/>
+        <w:sz w:val="16"/>
+        <w:szCs w:val="16"/>
       </w:rPr>
       <w:fldChar w:fldCharType="end"/>
     </w:r>
@@ -458,23 +613,126 @@
   <w:p>
     <w:pPr>
       <w:pStyle w:val="Koptekst"/>
-      <w:jc w:val="left"/>
-      <w:rPr>
-        <w:color w:val="000000" w:themeColor="text1"/>
-        <w:sz w:val="18"/>
-        <w:szCs w:val="18"/>
-        <w:lang w:val="en-US"/>
-      </w:rPr>
+      <w:jc w:val="right"/>
     </w:pPr>
     <w:r>
       <w:rPr>
-        <w:rFonts w:ascii="Arial" w:hAnsi="Arial" w:eastAsia="Arial" w:cs="Arial"/>
-        <w:b w:val="0"/>
-        <w:color w:val="59636E"/>
-        <w:sz w:val="18"/>
-        <w:lang w:val="en-US"/>
-      </w:rPr>
-      <w:t>PARADISE (S71769) — eCRF 12: Tevredenheid over ulcuspreventie (VAS)</w:t>
+        <w:noProof/>
+      </w:rPr>
+      <w:drawing>
+        <wp:anchor distT="0" distB="0" distL="114300" distR="114300" simplePos="0" relativeHeight="251658240" behindDoc="1" locked="0" layoutInCell="1" allowOverlap="1" wp14:anchorId="755D2A89" wp14:editId="42F71064">
+          <wp:simplePos x="0" y="0"/>
+          <wp:positionH relativeFrom="margin">
+            <wp:align>left</wp:align>
+          </wp:positionH>
+          <wp:positionV relativeFrom="paragraph">
+            <wp:posOffset>-20955</wp:posOffset>
+          </wp:positionV>
+          <wp:extent cx="1615079" cy="720000"/>
+          <wp:effectExtent l="0" t="0" r="0" b="0"/>
+          <wp:wrapTight wrapText="bothSides">
+            <wp:wrapPolygon edited="0">
+              <wp:start x="510" y="1716"/>
+              <wp:lineTo x="255" y="5719"/>
+              <wp:lineTo x="764" y="20018"/>
+              <wp:lineTo x="8664" y="20018"/>
+              <wp:lineTo x="13250" y="18874"/>
+              <wp:lineTo x="20895" y="14298"/>
+              <wp:lineTo x="20895" y="9151"/>
+              <wp:lineTo x="14015" y="4004"/>
+              <wp:lineTo x="8664" y="1716"/>
+              <wp:lineTo x="510" y="1716"/>
+            </wp:wrapPolygon>
+          </wp:wrapTight>
+          <wp:docPr id="1820294796" name="Afbeelding 5"/>
+          <wp:cNvGraphicFramePr>
+            <a:graphicFrameLocks xmlns:a="http://schemas.openxmlformats.org/drawingml/2006/main" noChangeAspect="1"/>
+          </wp:cNvGraphicFramePr>
+          <a:graphic xmlns:a="http://schemas.openxmlformats.org/drawingml/2006/main">
+            <a:graphicData uri="http://schemas.openxmlformats.org/drawingml/2006/picture">
+              <pic:pic xmlns:pic="http://schemas.openxmlformats.org/drawingml/2006/picture">
+                <pic:nvPicPr>
+                  <pic:cNvPr id="1820294796" name="Afbeelding 1820294796"/>
+                  <pic:cNvPicPr/>
+                </pic:nvPicPr>
+                <pic:blipFill>
+                  <a:blip r:embed="rIdTplImgA">
+                    <a:extLst>
+                      <a:ext uri="{28A0092B-C50C-407E-A947-70E740481C1C}">
+                        <a14:useLocalDpi xmlns:a14="http://schemas.microsoft.com/office/drawing/2010/main" val="0"/>
+                      </a:ext>
+                    </a:extLst>
+                  </a:blip>
+                  <a:stretch>
+                    <a:fillRect/>
+                  </a:stretch>
+                </pic:blipFill>
+                <pic:spPr>
+                  <a:xfrm>
+                    <a:off x="0" y="0"/>
+                    <a:ext cx="1615079" cy="720000"/>
+                  </a:xfrm>
+                  <a:prstGeom prst="rect">
+                    <a:avLst/>
+                  </a:prstGeom>
+                </pic:spPr>
+              </pic:pic>
+            </a:graphicData>
+          </a:graphic>
+          <wp14:sizeRelH relativeFrom="page">
+            <wp14:pctWidth>0</wp14:pctWidth>
+          </wp14:sizeRelH>
+          <wp14:sizeRelV relativeFrom="page">
+            <wp14:pctHeight>0</wp14:pctHeight>
+          </wp14:sizeRelV>
+        </wp:anchor>
+      </w:drawing>
+    </w:r>
+    <w:r>
+      <w:rPr>
+        <w:noProof/>
+      </w:rPr>
+      <w:drawing>
+        <wp:inline distT="0" distB="0" distL="0" distR="0" wp14:anchorId="4E8F3C53" wp14:editId="680A2799">
+          <wp:extent cx="2525825" cy="720000"/>
+          <wp:effectExtent l="0" t="0" r="0" b="4445"/>
+          <wp:docPr id="328170997" name="Afbeelding 6"/>
+          <wp:cNvGraphicFramePr>
+            <a:graphicFrameLocks xmlns:a="http://schemas.openxmlformats.org/drawingml/2006/main" noChangeAspect="1"/>
+          </wp:cNvGraphicFramePr>
+          <a:graphic xmlns:a="http://schemas.openxmlformats.org/drawingml/2006/main">
+            <a:graphicData uri="http://schemas.openxmlformats.org/drawingml/2006/picture">
+              <pic:pic xmlns:pic="http://schemas.openxmlformats.org/drawingml/2006/picture">
+                <pic:nvPicPr>
+                  <pic:cNvPr id="328170997" name="Afbeelding 328170997"/>
+                  <pic:cNvPicPr/>
+                </pic:nvPicPr>
+                <pic:blipFill>
+                  <a:blip r:embed="rIdTplImgB">
+                    <a:extLst>
+                      <a:ext uri="{28A0092B-C50C-407E-A947-70E740481C1C}">
+                        <a14:useLocalDpi xmlns:a14="http://schemas.microsoft.com/office/drawing/2010/main" val="0"/>
+                      </a:ext>
+                    </a:extLst>
+                  </a:blip>
+                  <a:stretch>
+                    <a:fillRect/>
+                  </a:stretch>
+                </pic:blipFill>
+                <pic:spPr>
+                  <a:xfrm>
+                    <a:off x="0" y="0"/>
+                    <a:ext cx="2525825" cy="720000"/>
+                  </a:xfrm>
+                  <a:prstGeom prst="rect">
+                    <a:avLst/>
+                  </a:prstGeom>
+                </pic:spPr>
+              </pic:pic>
+            </a:graphicData>
+          </a:graphic>
+        </wp:inline>
+      </w:drawing>
     </w:r>
   </w:p>
 </w:hdr>

--- a/(e)CRF/Per nummer/12_Tevredenheid over ulcuspreventie (VAS).docx
+++ b/(e)CRF/Per nummer/12_Tevredenheid over ulcuspreventie (VAS).docx
@@ -230,7 +230,7 @@
         <wp:anchor distT="0" distB="0" distL="114300" distR="114300" simplePos="0" relativeHeight="251659264" behindDoc="0" locked="0" layoutInCell="1" allowOverlap="1" wp14:anchorId="4A8142CD" wp14:editId="6CB4EA88">
           <wp:simplePos x="0" y="0"/>
           <wp:positionH relativeFrom="column">
-            <wp:posOffset>5527362</wp:posOffset>
+            <wp:posOffset>5351825</wp:posOffset>
           </wp:positionH>
           <wp:positionV relativeFrom="paragraph">
             <wp:posOffset>66098</wp:posOffset>

--- a/(e)CRF/Per nummer/12_Tevredenheid over ulcuspreventie (VAS).docx
+++ b/(e)CRF/Per nummer/12_Tevredenheid over ulcuspreventie (VAS).docx
@@ -1,18 +1,19 @@
 
 <file path=word/document.xml><?xml version="1.0" encoding="utf-8"?>
-<w:document xmlns:wpc="http://schemas.microsoft.com/office/word/2010/wordprocessingCanvas" xmlns:cx="http://schemas.microsoft.com/office/drawing/2014/chartex" xmlns:cx1="http://schemas.microsoft.com/office/drawing/2015/9/8/chartex" xmlns:cx2="http://schemas.microsoft.com/office/drawing/2015/10/21/chartex" xmlns:cx3="http://schemas.microsoft.com/office/drawing/2016/5/9/chartex" xmlns:cx4="http://schemas.microsoft.com/office/drawing/2016/5/10/chartex" xmlns:cx5="http://schemas.microsoft.com/office/drawing/2016/5/11/chartex" xmlns:cx6="http://schemas.microsoft.com/office/drawing/2016/5/12/chartex" xmlns:cx7="http://schemas.microsoft.com/office/drawing/2016/5/13/chartex" xmlns:cx8="http://schemas.microsoft.com/office/drawing/2016/5/14/chartex" xmlns:mc="http://schemas.openxmlformats.org/markup-compatibility/2006" xmlns:aink="http://schemas.microsoft.com/office/drawing/2016/ink" xmlns:am3d="http://schemas.microsoft.com/office/drawing/2017/model3d" xmlns:o="urn:schemas-microsoft-com:office:office" xmlns:oel="http://schemas.microsoft.com/office/2019/extlst" xmlns:r="http://schemas.openxmlformats.org/officeDocument/2006/relationships" xmlns:m="http://schemas.openxmlformats.org/officeDocument/2006/math" xmlns:v="urn:schemas-microsoft-com:vml" xmlns:wp14="http://schemas.microsoft.com/office/word/2010/wordprocessingDrawing" xmlns:wp="http://schemas.openxmlformats.org/drawingml/2006/wordprocessingDrawing" xmlns:w10="urn:schemas-microsoft-com:office:word" xmlns:w="http://schemas.openxmlformats.org/wordprocessingml/2006/main" xmlns:w14="http://schemas.microsoft.com/office/word/2010/wordml" xmlns:w15="http://schemas.microsoft.com/office/word/2012/wordml" xmlns:w16cex="http://schemas.microsoft.com/office/word/2018/wordml/cex" xmlns:w16cid="http://schemas.microsoft.com/office/word/2016/wordml/cid" xmlns:w16="http://schemas.microsoft.com/office/word/2018/wordml" xmlns:w16du="http://schemas.microsoft.com/office/word/2023/wordml/word16du" xmlns:w16sdtdh="http://schemas.microsoft.com/office/word/2020/wordml/sdtdatahash" xmlns:w16sdtfl="http://schemas.microsoft.com/office/word/2024/wordml/sdtformatlock" xmlns:w16se="http://schemas.microsoft.com/office/word/2015/wordml/symex" xmlns:wpg="http://schemas.microsoft.com/office/word/2010/wordprocessingGroup" xmlns:wpi="http://schemas.microsoft.com/office/word/2010/wordprocessingInk" xmlns:wne="http://schemas.microsoft.com/office/word/2006/wordml" xmlns:wps="http://schemas.microsoft.com/office/word/2010/wordprocessingShape" mc:Ignorable="w14 w15 w16se w16cid w16 w16cex w16sdtdh w16sdtfl w16du wp14">
+<w:document xmlns:wpc="http://schemas.microsoft.com/office/word/2010/wordprocessingCanvas" xmlns:cx="http://schemas.microsoft.com/office/drawing/2014/chartex" xmlns:cx1="http://schemas.microsoft.com/office/drawing/2015/9/8/chartex" xmlns:cx2="http://schemas.microsoft.com/office/drawing/2015/10/21/chartex" xmlns:cx3="http://schemas.microsoft.com/office/drawing/2016/5/9/chartex" xmlns:cx4="http://schemas.microsoft.com/office/drawing/2016/5/10/chartex" xmlns:cx5="http://schemas.microsoft.com/office/drawing/2016/5/11/chartex" xmlns:cx6="http://schemas.microsoft.com/office/drawing/2016/5/12/chartex" xmlns:cx7="http://schemas.microsoft.com/office/drawing/2016/5/13/chartex" xmlns:cx8="http://schemas.microsoft.com/office/drawing/2016/5/14/chartex" xmlns:mc="http://schemas.openxmlformats.org/markup-compatibility/2006" xmlns:aink="http://schemas.microsoft.com/office/drawing/2016/ink" xmlns:am3d="http://schemas.microsoft.com/office/drawing/2017/model3d" xmlns:o="urn:schemas-microsoft-com:office:office" xmlns:oel="http://schemas.microsoft.com/office/2019/extlst" xmlns:r="http://schemas.openxmlformats.org/officeDocument/2006/relationships" xmlns:m="http://schemas.openxmlformats.org/officeDocument/2006/math" xmlns:v="urn:schemas-microsoft-com:vml" xmlns:wp14="http://schemas.microsoft.com/office/word/2010/wordprocessingDrawing" xmlns:wp="http://schemas.openxmlformats.org/drawingml/2006/wordprocessingDrawing" xmlns:w10="urn:schemas-microsoft-com:office:word" xmlns:w="http://schemas.openxmlformats.org/wordprocessingml/2006/main" xmlns:w14="http://schemas.microsoft.com/office/word/2010/wordml" xmlns:w15="http://schemas.microsoft.com/office/word/2012/wordml" xmlns:w16cei="http://schemas.microsoft.com/office/word/2026/wordml/cei" xmlns:w16cex="http://schemas.microsoft.com/office/word/2018/wordml/cex" xmlns:w16cid="http://schemas.microsoft.com/office/word/2016/wordml/cid" xmlns:w16="http://schemas.microsoft.com/office/word/2018/wordml" xmlns:w16du="http://schemas.microsoft.com/office/word/2023/wordml/word16du" xmlns:w16sdtdh="http://schemas.microsoft.com/office/word/2020/wordml/sdtdatahash" xmlns:w16sdtfl="http://schemas.microsoft.com/office/word/2024/wordml/sdtformatlock" xmlns:w16se="http://schemas.microsoft.com/office/word/2015/wordml/symex" xmlns:wpg="http://schemas.microsoft.com/office/word/2010/wordprocessingGroup" xmlns:wpi="http://schemas.microsoft.com/office/word/2010/wordprocessingInk" xmlns:wne="http://schemas.microsoft.com/office/word/2006/wordml" xmlns:wps="http://schemas.microsoft.com/office/word/2010/wordprocessingShape" mc:Ignorable="w14 w15 w16se w16cid w16 w16cex w16sdtdh w16sdtfl w16du wp14">
   <w:body>
     <w:p>
       <w:pPr>
-        <w:spacing w:after="120" w:line="360" w:lineRule="auto"/>
-        <w:jc w:val="both"/>
+        <w:tabs>
+          <w:tab w:val="left" w:leader="underscore" w:pos="8505"/>
+        </w:tabs>
+        <w:spacing w:line="360" w:lineRule="auto"/>
         <w:rPr>
+          <w:rFonts w:ascii="Calibri" w:hAnsi="Calibri" w:cs="Calibri"/>
           <w:b/>
           <w:bCs/>
-          <w:color w:val="123A5F"/>
-          <w:sz w:val="28"/>
-          <w:szCs w:val="28"/>
-          <w:lang w:val="en-US"/>
+          <w:sz w:val="24"/>
+          <w:szCs w:val="24"/>
         </w:rPr>
       </w:pPr>
       <w:r>
@@ -35,59 +36,171 @@
           <w:szCs w:val="28"/>
           <w:lang w:val="en-US"/>
         </w:rPr>
+        <w:br/>
       </w:r>
       <w:r>
         <w:rPr>
           <w:b/>
           <w:bCs/>
           <w:color w:val="123A5F"/>
-          <w:sz w:val="28"/>
-          <w:szCs w:val="28"/>
-          <w:lang w:val="en-US"/>
+          <w:sz w:val="24"/>
+          <w:szCs w:val="24"/>
         </w:rPr>
+        <w:t>Studie-informatie</w:t>
+      </w:r>
+    </w:p>
+    <w:p>
+      <w:pPr>
+        <w:numPr>
+          <w:ilvl w:val="0"/>
+          <w:numId w:val="12"/>
+        </w:numPr>
+        <w:tabs>
+          <w:tab w:val="left" w:leader="underscore" w:pos="8505"/>
+        </w:tabs>
+        <w:spacing w:line="360" w:lineRule="auto"/>
+        <w:rPr>
+          <w:rFonts w:ascii="Calibri" w:hAnsi="Calibri" w:cs="Calibri"/>
+          <w:lang w:val="en-GB"/>
+        </w:rPr>
+      </w:pPr>
+      <w:proofErr w:type="spellStart"/>
+      <w:r>
+        <w:rPr>
+          <w:color w:val="24303B"/>
+          <w:lang w:val="en-GB"/>
+        </w:rPr>
+        <w:t>Studietitel</w:t>
+      </w:r>
+      <w:proofErr w:type="spellEnd"/>
+      <w:r>
+        <w:rPr>
+          <w:color w:val="24303B"/>
+          <w:lang w:val="en-GB"/>
+        </w:rPr>
+        <w:t>: Towards Pressure-Adherence &amp; Education Driven Service in Diabetic Foot Disease (PARADISE trial)</w:t>
+      </w:r>
+    </w:p>
+    <w:p>
+      <w:pPr>
+        <w:numPr>
+          <w:ilvl w:val="0"/>
+          <w:numId w:val="12"/>
+        </w:numPr>
+        <w:tabs>
+          <w:tab w:val="left" w:leader="underscore" w:pos="8505"/>
+        </w:tabs>
+        <w:spacing w:line="360" w:lineRule="auto"/>
+        <w:rPr>
+          <w:rFonts w:ascii="Calibri" w:hAnsi="Calibri" w:cs="Calibri"/>
+        </w:rPr>
+      </w:pPr>
+      <w:r>
+        <w:rPr>
+          <w:color w:val="24303B"/>
+        </w:rPr>
+        <w:t xml:space="preserve">Protocolnummer: </w:t>
       </w:r>
       <w:r>
+        <w:rPr>
+          <w:color w:val="24303B"/>
+        </w:rPr>
+        <w:t>S71769</w:t>
+      </w:r>
+    </w:p>
+    <w:p>
+      <w:pPr>
+        <w:numPr>
+          <w:ilvl w:val="0"/>
+          <w:numId w:val="12"/>
+        </w:numPr>
+        <w:tabs>
+          <w:tab w:val="left" w:leader="underscore" w:pos="8505"/>
+        </w:tabs>
+        <w:spacing w:line="360" w:lineRule="auto"/>
+        <w:rPr>
+          <w:rFonts w:ascii="Calibri" w:hAnsi="Calibri" w:cs="Calibri"/>
+        </w:rPr>
+      </w:pPr>
+      <w:r>
+        <w:rPr>
+          <w:color w:val="24303B"/>
+        </w:rPr>
+        <w:t xml:space="preserve">Studielocatie: </w:t>
+      </w:r>
+      <w:r>
+        <w:rPr>
+          <w:color w:val="24303B"/>
+        </w:rPr>
+        <w:tab/>
+      </w:r>
+    </w:p>
+    <w:p>
+      <w:pPr>
+        <w:numPr>
+          <w:ilvl w:val="0"/>
+          <w:numId w:val="12"/>
+        </w:numPr>
+        <w:tabs>
+          <w:tab w:val="left" w:leader="underscore" w:pos="8505"/>
+        </w:tabs>
+        <w:spacing w:line="360" w:lineRule="auto"/>
+        <w:rPr>
+          <w:rFonts w:ascii="Calibri" w:hAnsi="Calibri" w:cs="Calibri"/>
+        </w:rPr>
+      </w:pPr>
+      <w:r>
+        <w:rPr>
+          <w:color w:val="24303B"/>
+        </w:rPr>
+        <w:t xml:space="preserve">Hoofdonderzoeker (PI): </w:t>
+      </w:r>
+      <w:r>
+        <w:rPr>
+          <w:color w:val="24303B"/>
+        </w:rPr>
+        <w:tab/>
+      </w:r>
+    </w:p>
+    <w:p>
+      <w:pPr>
+        <w:numPr>
+          <w:ilvl w:val="0"/>
+          <w:numId w:val="12"/>
+        </w:numPr>
+        <w:tabs>
+          <w:tab w:val="left" w:leader="underscore" w:pos="8505"/>
+        </w:tabs>
+        <w:spacing w:line="360" w:lineRule="auto"/>
+        <w:rPr>
+          <w:rFonts w:ascii="Calibri" w:hAnsi="Calibri" w:cs="Calibri"/>
+        </w:rPr>
+      </w:pPr>
+      <w:r>
+        <w:rPr>
+          <w:color w:val="24303B"/>
+        </w:rPr>
+        <w:t xml:space="preserve">Deelnemerscode: </w:t>
+      </w:r>
+      <w:r>
+        <w:rPr>
+          <w:color w:val="24303B"/>
+        </w:rPr>
+        <w:tab/>
+      </w:r>
+    </w:p>
+    <w:p>
+      <w:pPr>
+        <w:tabs>
+          <w:tab w:val="left" w:leader="underscore" w:pos="8505"/>
+        </w:tabs>
+        <w:spacing w:line="360" w:lineRule="auto"/>
         <w:rPr>
           <w:b/>
           <w:bCs/>
           <w:color w:val="123A5F"/>
           <w:sz w:val="28"/>
           <w:szCs w:val="28"/>
-          <w:lang w:val="en-US"/>
-        </w:rPr>
-      </w:r>
-      <w:r>
-        <w:rPr>
-          <w:b/>
-          <w:bCs/>
-          <w:color w:val="123A5F"/>
-          <w:sz w:val="28"/>
-          <w:szCs w:val="28"/>
-          <w:lang w:val="en-US"/>
-        </w:rPr>
-      </w:r>
-      <w:r>
-        <w:rPr>
-          <w:b/>
-          <w:bCs/>
-          <w:color w:val="123A5F"/>
-          <w:sz w:val="28"/>
-          <w:szCs w:val="28"/>
-          <w:lang w:val="en-US"/>
-        </w:rPr>
-      </w:r>
-    </w:p>
-    <w:p>
-      <w:pPr>
-        <w:spacing w:after="120" w:line="360" w:lineRule="auto"/>
-        <w:jc w:val="both"/>
-        <w:rPr>
-          <w:b/>
-          <w:bCs/>
-          <w:color w:val="123A5F"/>
-          <w:sz w:val="28"/>
-          <w:szCs w:val="28"/>
-          <w:lang w:val="en-US"/>
         </w:rPr>
       </w:pPr>
       <w:r>
@@ -97,9 +210,8 @@
           <w:color w:val="123A5F"/>
           <w:sz w:val="24"/>
           <w:szCs w:val="28"/>
-          <w:lang w:val="en-US"/>
         </w:rPr>
-        <w:t>1. Tevredenheid over ulcuspreventie (VAS)</w:t>
+        <w:t>Tevredenheid over ulcuspreventie (VAS)</w:t>
       </w:r>
     </w:p>
     <w:p>
@@ -109,8 +221,75 @@
       </w:pPr>
       <w:r>
         <w:t>Vraag:</w:t>
+      </w:r>
+      <w:r>
         <w:br/>
         <w:t>Op een schaal van 0 tot 10, hoe tevreden bent u in het algemeen met de zorg die u tot nu toe hebt ontvangen?</w:t>
+      </w:r>
+    </w:p>
+    <w:p>
+      <w:pPr>
+        <w:spacing w:after="120" w:line="360" w:lineRule="auto"/>
+        <w:jc w:val="center"/>
+      </w:pPr>
+      <w:r>
+        <w:rPr>
+          <w:noProof/>
+          <w:lang w:val="nl-NL"/>
+        </w:rPr>
+        <w:drawing>
+          <wp:inline distT="0" distB="0" distL="0" distR="0" wp14:anchorId="0D935C84" wp14:editId="5D1FCBA8">
+            <wp:extent cx="4301689" cy="668741"/>
+            <wp:effectExtent l="0" t="0" r="3810" b="0"/>
+            <wp:docPr id="1020132106" name="Afbeelding 3"/>
+            <wp:cNvGraphicFramePr>
+              <a:graphicFrameLocks xmlns:a="http://schemas.openxmlformats.org/drawingml/2006/main" noChangeAspect="1"/>
+            </wp:cNvGraphicFramePr>
+            <a:graphic xmlns:a="http://schemas.openxmlformats.org/drawingml/2006/main">
+              <a:graphicData uri="http://schemas.openxmlformats.org/drawingml/2006/picture">
+                <pic:pic xmlns:pic="http://schemas.openxmlformats.org/drawingml/2006/picture">
+                  <pic:nvPicPr>
+                    <pic:cNvPr id="0" name="Picture 3"/>
+                    <pic:cNvPicPr>
+                      <a:picLocks noChangeAspect="1" noChangeArrowheads="1"/>
+                    </pic:cNvPicPr>
+                  </pic:nvPicPr>
+                  <pic:blipFill rotWithShape="1">
+                    <a:blip r:embed="rId10" cstate="print">
+                      <a:extLst>
+                        <a:ext uri="{28A0092B-C50C-407E-A947-70E740481C1C}">
+                          <a14:useLocalDpi xmlns:a14="http://schemas.microsoft.com/office/drawing/2010/main" val="0"/>
+                        </a:ext>
+                      </a:extLst>
+                    </a:blip>
+                    <a:srcRect t="26760" b="38260"/>
+                    <a:stretch>
+                      <a:fillRect/>
+                    </a:stretch>
+                  </pic:blipFill>
+                  <pic:spPr bwMode="auto">
+                    <a:xfrm>
+                      <a:off x="0" y="0"/>
+                      <a:ext cx="4315861" cy="670944"/>
+                    </a:xfrm>
+                    <a:prstGeom prst="rect">
+                      <a:avLst/>
+                    </a:prstGeom>
+                    <a:noFill/>
+                    <a:ln>
+                      <a:noFill/>
+                    </a:ln>
+                    <a:extLst>
+                      <a:ext uri="{53640926-AAD7-44D8-BBD7-CCE9431645EC}">
+                        <a14:shadowObscured xmlns:a14="http://schemas.microsoft.com/office/drawing/2010/main"/>
+                      </a:ext>
+                    </a:extLst>
+                  </pic:spPr>
+                </pic:pic>
+              </a:graphicData>
+            </a:graphic>
+          </wp:inline>
+        </w:drawing>
       </w:r>
     </w:p>
     <w:p>
@@ -127,6 +306,12 @@
           <w:lang w:val="nl-NL"/>
         </w:rPr>
         <w:t>VAS-score (0–10): _______</w:t>
+      </w:r>
+      <w:r>
+        <w:rPr>
+          <w:noProof/>
+          <w:lang w:val="nl-NL"/>
+        </w:rPr>
         <w:br/>
         <w:t>(0 = helemaal niet tevreden, 10 = uiterst tevreden)</w:t>
       </w:r>
@@ -186,7 +371,7 @@
 </file>
 
 <file path=word/endnotes.xml><?xml version="1.0" encoding="utf-8"?>
-<w:endnotes xmlns:wpc="http://schemas.microsoft.com/office/word/2010/wordprocessingCanvas" xmlns:cx="http://schemas.microsoft.com/office/drawing/2014/chartex" xmlns:cx1="http://schemas.microsoft.com/office/drawing/2015/9/8/chartex" xmlns:cx2="http://schemas.microsoft.com/office/drawing/2015/10/21/chartex" xmlns:cx3="http://schemas.microsoft.com/office/drawing/2016/5/9/chartex" xmlns:cx4="http://schemas.microsoft.com/office/drawing/2016/5/10/chartex" xmlns:cx5="http://schemas.microsoft.com/office/drawing/2016/5/11/chartex" xmlns:cx6="http://schemas.microsoft.com/office/drawing/2016/5/12/chartex" xmlns:cx7="http://schemas.microsoft.com/office/drawing/2016/5/13/chartex" xmlns:cx8="http://schemas.microsoft.com/office/drawing/2016/5/14/chartex" xmlns:mc="http://schemas.openxmlformats.org/markup-compatibility/2006" xmlns:aink="http://schemas.microsoft.com/office/drawing/2016/ink" xmlns:am3d="http://schemas.microsoft.com/office/drawing/2017/model3d" xmlns:o="urn:schemas-microsoft-com:office:office" xmlns:oel="http://schemas.microsoft.com/office/2019/extlst" xmlns:r="http://schemas.openxmlformats.org/officeDocument/2006/relationships" xmlns:m="http://schemas.openxmlformats.org/officeDocument/2006/math" xmlns:v="urn:schemas-microsoft-com:vml" xmlns:wp14="http://schemas.microsoft.com/office/word/2010/wordprocessingDrawing" xmlns:wp="http://schemas.openxmlformats.org/drawingml/2006/wordprocessingDrawing" xmlns:w10="urn:schemas-microsoft-com:office:word" xmlns:w="http://schemas.openxmlformats.org/wordprocessingml/2006/main" xmlns:w14="http://schemas.microsoft.com/office/word/2010/wordml" xmlns:w15="http://schemas.microsoft.com/office/word/2012/wordml" xmlns:w16cex="http://schemas.microsoft.com/office/word/2018/wordml/cex" xmlns:w16cid="http://schemas.microsoft.com/office/word/2016/wordml/cid" xmlns:w16="http://schemas.microsoft.com/office/word/2018/wordml" xmlns:w16du="http://schemas.microsoft.com/office/word/2023/wordml/word16du" xmlns:w16sdtdh="http://schemas.microsoft.com/office/word/2020/wordml/sdtdatahash" xmlns:w16sdtfl="http://schemas.microsoft.com/office/word/2024/wordml/sdtformatlock" xmlns:w16se="http://schemas.microsoft.com/office/word/2015/wordml/symex" xmlns:wpg="http://schemas.microsoft.com/office/word/2010/wordprocessingGroup" xmlns:wpi="http://schemas.microsoft.com/office/word/2010/wordprocessingInk" xmlns:wne="http://schemas.microsoft.com/office/word/2006/wordml" xmlns:wps="http://schemas.microsoft.com/office/word/2010/wordprocessingShape" mc:Ignorable="w14 w15 w16se w16cid w16 w16cex w16sdtdh w16sdtfl w16du wp14">
+<w:endnotes xmlns:wpc="http://schemas.microsoft.com/office/word/2010/wordprocessingCanvas" xmlns:cx="http://schemas.microsoft.com/office/drawing/2014/chartex" xmlns:cx1="http://schemas.microsoft.com/office/drawing/2015/9/8/chartex" xmlns:cx2="http://schemas.microsoft.com/office/drawing/2015/10/21/chartex" xmlns:cx3="http://schemas.microsoft.com/office/drawing/2016/5/9/chartex" xmlns:cx4="http://schemas.microsoft.com/office/drawing/2016/5/10/chartex" xmlns:cx5="http://schemas.microsoft.com/office/drawing/2016/5/11/chartex" xmlns:cx6="http://schemas.microsoft.com/office/drawing/2016/5/12/chartex" xmlns:cx7="http://schemas.microsoft.com/office/drawing/2016/5/13/chartex" xmlns:cx8="http://schemas.microsoft.com/office/drawing/2016/5/14/chartex" xmlns:mc="http://schemas.openxmlformats.org/markup-compatibility/2006" xmlns:aink="http://schemas.microsoft.com/office/drawing/2016/ink" xmlns:am3d="http://schemas.microsoft.com/office/drawing/2017/model3d" xmlns:o="urn:schemas-microsoft-com:office:office" xmlns:oel="http://schemas.microsoft.com/office/2019/extlst" xmlns:r="http://schemas.openxmlformats.org/officeDocument/2006/relationships" xmlns:m="http://schemas.openxmlformats.org/officeDocument/2006/math" xmlns:v="urn:schemas-microsoft-com:vml" xmlns:wp14="http://schemas.microsoft.com/office/word/2010/wordprocessingDrawing" xmlns:wp="http://schemas.openxmlformats.org/drawingml/2006/wordprocessingDrawing" xmlns:w10="urn:schemas-microsoft-com:office:word" xmlns:w="http://schemas.openxmlformats.org/wordprocessingml/2006/main" xmlns:w14="http://schemas.microsoft.com/office/word/2010/wordml" xmlns:w15="http://schemas.microsoft.com/office/word/2012/wordml" xmlns:w16cei="http://schemas.microsoft.com/office/word/2026/wordml/cei" xmlns:w16cex="http://schemas.microsoft.com/office/word/2018/wordml/cex" xmlns:w16cid="http://schemas.microsoft.com/office/word/2016/wordml/cid" xmlns:w16="http://schemas.microsoft.com/office/word/2018/wordml" xmlns:w16du="http://schemas.microsoft.com/office/word/2023/wordml/word16du" xmlns:w16sdtdh="http://schemas.microsoft.com/office/word/2020/wordml/sdtdatahash" xmlns:w16sdtfl="http://schemas.microsoft.com/office/word/2024/wordml/sdtformatlock" xmlns:w16se="http://schemas.microsoft.com/office/word/2015/wordml/symex" xmlns:wpg="http://schemas.microsoft.com/office/word/2010/wordprocessingGroup" xmlns:wpi="http://schemas.microsoft.com/office/word/2010/wordprocessingInk" xmlns:wne="http://schemas.microsoft.com/office/word/2006/wordml" xmlns:wps="http://schemas.microsoft.com/office/word/2010/wordprocessingShape" mc:Ignorable="w14 w15 w16se w16cid w16 w16cex w16sdtdh w16sdtfl w16du wp14">
   <w:endnote w:type="separator" w:id="-1">
     <w:p>
       <w:pPr>
@@ -205,7 +390,7 @@
 </file>
 
 <file path=word/footer1.xml><?xml version="1.0" encoding="utf-8"?>
-<w:ftr xmlns:wpc="http://schemas.microsoft.com/office/word/2010/wordprocessingCanvas" xmlns:cx="http://schemas.microsoft.com/office/drawing/2014/chartex" xmlns:cx1="http://schemas.microsoft.com/office/drawing/2015/9/8/chartex" xmlns:cx2="http://schemas.microsoft.com/office/drawing/2015/10/21/chartex" xmlns:cx3="http://schemas.microsoft.com/office/drawing/2016/5/9/chartex" xmlns:cx4="http://schemas.microsoft.com/office/drawing/2016/5/10/chartex" xmlns:cx5="http://schemas.microsoft.com/office/drawing/2016/5/11/chartex" xmlns:cx6="http://schemas.microsoft.com/office/drawing/2016/5/12/chartex" xmlns:cx7="http://schemas.microsoft.com/office/drawing/2016/5/13/chartex" xmlns:cx8="http://schemas.microsoft.com/office/drawing/2016/5/14/chartex" xmlns:mc="http://schemas.openxmlformats.org/markup-compatibility/2006" xmlns:aink="http://schemas.microsoft.com/office/drawing/2016/ink" xmlns:am3d="http://schemas.microsoft.com/office/drawing/2017/model3d" xmlns:o="urn:schemas-microsoft-com:office:office" xmlns:oel="http://schemas.microsoft.com/office/2019/extlst" xmlns:r="http://schemas.openxmlformats.org/officeDocument/2006/relationships" xmlns:m="http://schemas.openxmlformats.org/officeDocument/2006/math" xmlns:v="urn:schemas-microsoft-com:vml" xmlns:wp14="http://schemas.microsoft.com/office/word/2010/wordprocessingDrawing" xmlns:wp="http://schemas.openxmlformats.org/drawingml/2006/wordprocessingDrawing" xmlns:w10="urn:schemas-microsoft-com:office:word" xmlns:w="http://schemas.openxmlformats.org/wordprocessingml/2006/main" xmlns:w14="http://schemas.microsoft.com/office/word/2010/wordml" xmlns:w15="http://schemas.microsoft.com/office/word/2012/wordml" xmlns:w16cex="http://schemas.microsoft.com/office/word/2018/wordml/cex" xmlns:w16cid="http://schemas.microsoft.com/office/word/2016/wordml/cid" xmlns:w16="http://schemas.microsoft.com/office/word/2018/wordml" xmlns:w16du="http://schemas.microsoft.com/office/word/2023/wordml/word16du" xmlns:w16sdtdh="http://schemas.microsoft.com/office/word/2020/wordml/sdtdatahash" xmlns:w16sdtfl="http://schemas.microsoft.com/office/word/2024/wordml/sdtformatlock" xmlns:w16se="http://schemas.microsoft.com/office/word/2015/wordml/symex" xmlns:wpg="http://schemas.microsoft.com/office/word/2010/wordprocessingGroup" xmlns:wpi="http://schemas.microsoft.com/office/word/2010/wordprocessingInk" xmlns:wne="http://schemas.microsoft.com/office/word/2006/wordml" xmlns:wps="http://schemas.microsoft.com/office/word/2010/wordprocessingShape" mc:Ignorable="w14 w15 w16se w16cid w16 w16cex w16sdtdh w16sdtfl w16du wp14">
+<w:ftr xmlns:wpc="http://schemas.microsoft.com/office/word/2010/wordprocessingCanvas" xmlns:cx="http://schemas.microsoft.com/office/drawing/2014/chartex" xmlns:cx1="http://schemas.microsoft.com/office/drawing/2015/9/8/chartex" xmlns:cx2="http://schemas.microsoft.com/office/drawing/2015/10/21/chartex" xmlns:cx3="http://schemas.microsoft.com/office/drawing/2016/5/9/chartex" xmlns:cx4="http://schemas.microsoft.com/office/drawing/2016/5/10/chartex" xmlns:cx5="http://schemas.microsoft.com/office/drawing/2016/5/11/chartex" xmlns:cx6="http://schemas.microsoft.com/office/drawing/2016/5/12/chartex" xmlns:cx7="http://schemas.microsoft.com/office/drawing/2016/5/13/chartex" xmlns:cx8="http://schemas.microsoft.com/office/drawing/2016/5/14/chartex" xmlns:mc="http://schemas.openxmlformats.org/markup-compatibility/2006" xmlns:aink="http://schemas.microsoft.com/office/drawing/2016/ink" xmlns:am3d="http://schemas.microsoft.com/office/drawing/2017/model3d" xmlns:o="urn:schemas-microsoft-com:office:office" xmlns:oel="http://schemas.microsoft.com/office/2019/extlst" xmlns:r="http://schemas.openxmlformats.org/officeDocument/2006/relationships" xmlns:m="http://schemas.openxmlformats.org/officeDocument/2006/math" xmlns:v="urn:schemas-microsoft-com:vml" xmlns:wp14="http://schemas.microsoft.com/office/word/2010/wordprocessingDrawing" xmlns:wp="http://schemas.openxmlformats.org/drawingml/2006/wordprocessingDrawing" xmlns:w10="urn:schemas-microsoft-com:office:word" xmlns:w="http://schemas.openxmlformats.org/wordprocessingml/2006/main" xmlns:w14="http://schemas.microsoft.com/office/word/2010/wordml" xmlns:w15="http://schemas.microsoft.com/office/word/2012/wordml" xmlns:w16cei="http://schemas.microsoft.com/office/word/2026/wordml/cei" xmlns:w16cex="http://schemas.microsoft.com/office/word/2018/wordml/cex" xmlns:w16cid="http://schemas.microsoft.com/office/word/2016/wordml/cid" xmlns:w16="http://schemas.microsoft.com/office/word/2018/wordml" xmlns:w16du="http://schemas.microsoft.com/office/word/2023/wordml/word16du" xmlns:w16sdtdh="http://schemas.microsoft.com/office/word/2020/wordml/sdtdatahash" xmlns:w16sdtfl="http://schemas.microsoft.com/office/word/2024/wordml/sdtformatlock" xmlns:w16se="http://schemas.microsoft.com/office/word/2015/wordml/symex" xmlns:wpg="http://schemas.microsoft.com/office/word/2010/wordprocessingGroup" xmlns:wpi="http://schemas.microsoft.com/office/word/2010/wordprocessingInk" xmlns:wne="http://schemas.microsoft.com/office/word/2006/wordml" xmlns:wps="http://schemas.microsoft.com/office/word/2010/wordprocessingShape" mc:Ignorable="w14 w15 w16se w16cid w16 w16cex w16sdtdh w16sdtfl w16du wp14">
   <w:p>
     <w:pPr>
       <w:pStyle w:val="Voettekst"/>
@@ -215,7 +400,7 @@
 </file>
 
 <file path=word/footer2.xml><?xml version="1.0" encoding="utf-8"?>
-<w:ftr xmlns:wpc="http://schemas.microsoft.com/office/word/2010/wordprocessingCanvas" xmlns:cx="http://schemas.microsoft.com/office/drawing/2014/chartex" xmlns:cx1="http://schemas.microsoft.com/office/drawing/2015/9/8/chartex" xmlns:cx2="http://schemas.microsoft.com/office/drawing/2015/10/21/chartex" xmlns:cx3="http://schemas.microsoft.com/office/drawing/2016/5/9/chartex" xmlns:cx4="http://schemas.microsoft.com/office/drawing/2016/5/10/chartex" xmlns:cx5="http://schemas.microsoft.com/office/drawing/2016/5/11/chartex" xmlns:cx6="http://schemas.microsoft.com/office/drawing/2016/5/12/chartex" xmlns:cx7="http://schemas.microsoft.com/office/drawing/2016/5/13/chartex" xmlns:cx8="http://schemas.microsoft.com/office/drawing/2016/5/14/chartex" xmlns:mc="http://schemas.openxmlformats.org/markup-compatibility/2006" xmlns:aink="http://schemas.microsoft.com/office/drawing/2016/ink" xmlns:am3d="http://schemas.microsoft.com/office/drawing/2017/model3d" xmlns:o="urn:schemas-microsoft-com:office:office" xmlns:oel="http://schemas.microsoft.com/office/2019/extlst" xmlns:r="http://schemas.openxmlformats.org/officeDocument/2006/relationships" xmlns:m="http://schemas.openxmlformats.org/officeDocument/2006/math" xmlns:v="urn:schemas-microsoft-com:vml" xmlns:wp14="http://schemas.microsoft.com/office/word/2010/wordprocessingDrawing" xmlns:wp="http://schemas.openxmlformats.org/drawingml/2006/wordprocessingDrawing" xmlns:w10="urn:schemas-microsoft-com:office:word" xmlns:w="http://schemas.openxmlformats.org/wordprocessingml/2006/main" xmlns:w14="http://schemas.microsoft.com/office/word/2010/wordml" xmlns:w15="http://schemas.microsoft.com/office/word/2012/wordml" xmlns:w16cex="http://schemas.microsoft.com/office/word/2018/wordml/cex" xmlns:w16cid="http://schemas.microsoft.com/office/word/2016/wordml/cid" xmlns:w16="http://schemas.microsoft.com/office/word/2018/wordml" xmlns:w16du="http://schemas.microsoft.com/office/word/2023/wordml/word16du" xmlns:w16sdtdh="http://schemas.microsoft.com/office/word/2020/wordml/sdtdatahash" xmlns:w16sdtfl="http://schemas.microsoft.com/office/word/2024/wordml/sdtformatlock" xmlns:w16se="http://schemas.microsoft.com/office/word/2015/wordml/symex" xmlns:wpg="http://schemas.microsoft.com/office/word/2010/wordprocessingGroup" xmlns:wpi="http://schemas.microsoft.com/office/word/2010/wordprocessingInk" xmlns:wne="http://schemas.microsoft.com/office/word/2006/wordml" xmlns:wps="http://schemas.microsoft.com/office/word/2010/wordprocessingShape" mc:Ignorable="w14 w15 w16se w16cid w16 w16cex w16sdtdh w16sdtfl w16du wp14">
+<w:ftr xmlns:wpc="http://schemas.microsoft.com/office/word/2010/wordprocessingCanvas" xmlns:cx="http://schemas.microsoft.com/office/drawing/2014/chartex" xmlns:cx1="http://schemas.microsoft.com/office/drawing/2015/9/8/chartex" xmlns:cx2="http://schemas.microsoft.com/office/drawing/2015/10/21/chartex" xmlns:cx3="http://schemas.microsoft.com/office/drawing/2016/5/9/chartex" xmlns:cx4="http://schemas.microsoft.com/office/drawing/2016/5/10/chartex" xmlns:cx5="http://schemas.microsoft.com/office/drawing/2016/5/11/chartex" xmlns:cx6="http://schemas.microsoft.com/office/drawing/2016/5/12/chartex" xmlns:cx7="http://schemas.microsoft.com/office/drawing/2016/5/13/chartex" xmlns:cx8="http://schemas.microsoft.com/office/drawing/2016/5/14/chartex" xmlns:mc="http://schemas.openxmlformats.org/markup-compatibility/2006" xmlns:aink="http://schemas.microsoft.com/office/drawing/2016/ink" xmlns:am3d="http://schemas.microsoft.com/office/drawing/2017/model3d" xmlns:o="urn:schemas-microsoft-com:office:office" xmlns:oel="http://schemas.microsoft.com/office/2019/extlst" xmlns:r="http://schemas.openxmlformats.org/officeDocument/2006/relationships" xmlns:m="http://schemas.openxmlformats.org/officeDocument/2006/math" xmlns:v="urn:schemas-microsoft-com:vml" xmlns:wp14="http://schemas.microsoft.com/office/word/2010/wordprocessingDrawing" xmlns:wp="http://schemas.openxmlformats.org/drawingml/2006/wordprocessingDrawing" xmlns:w10="urn:schemas-microsoft-com:office:word" xmlns:w="http://schemas.openxmlformats.org/wordprocessingml/2006/main" xmlns:w14="http://schemas.microsoft.com/office/word/2010/wordml" xmlns:w15="http://schemas.microsoft.com/office/word/2012/wordml" xmlns:w16cei="http://schemas.microsoft.com/office/word/2026/wordml/cei" xmlns:w16cex="http://schemas.microsoft.com/office/word/2018/wordml/cex" xmlns:w16cid="http://schemas.microsoft.com/office/word/2016/wordml/cid" xmlns:w16="http://schemas.microsoft.com/office/word/2018/wordml" xmlns:w16du="http://schemas.microsoft.com/office/word/2023/wordml/word16du" xmlns:w16sdtdh="http://schemas.microsoft.com/office/word/2020/wordml/sdtdatahash" xmlns:w16sdtfl="http://schemas.microsoft.com/office/word/2024/wordml/sdtformatlock" xmlns:w16se="http://schemas.microsoft.com/office/word/2015/wordml/symex" xmlns:wpg="http://schemas.microsoft.com/office/word/2010/wordprocessingGroup" xmlns:wpi="http://schemas.microsoft.com/office/word/2010/wordprocessingInk" xmlns:wne="http://schemas.microsoft.com/office/word/2006/wordml" xmlns:wps="http://schemas.microsoft.com/office/word/2010/wordprocessingShape" mc:Ignorable="w14 w15 w16se w16cid w16 w16cex w16sdtdh w16sdtfl w16du wp14">
   <w:p>
     <w:pPr>
       <w:pBdr>
@@ -250,7 +435,7 @@
                   <pic:cNvPicPr/>
                 </pic:nvPicPr>
                 <pic:blipFill rotWithShape="1">
-                  <a:blip r:embed="rIdTplImgC">
+                  <a:blip r:embed="rId1">
                     <a:extLst>
                       <a:ext uri="{28A0092B-C50C-407E-A947-70E740481C1C}">
                         <a14:useLocalDpi xmlns:a14="http://schemas.microsoft.com/office/drawing/2010/main" val="0"/>
@@ -297,45 +482,8 @@
         <w:sz w:val="16"/>
         <w:szCs w:val="16"/>
       </w:rPr>
-      <w:t>PARADISE-</w:t>
+      <w:t xml:space="preserve">PARADISE-studie  ·  eCRF 12: Tevredenheid over ulcuspreventie (VAS) ·  Versie </w:t>
     </w:r>
-    <w:proofErr w:type="gramStart"/>
-    <w:r>
-      <w:rPr>
-        <w:color w:val="59636E"/>
-        <w:sz w:val="16"/>
-        <w:szCs w:val="16"/>
-      </w:rPr>
-      <w:t>studie  ·</w:t>
-    </w:r>
-    <w:proofErr w:type="gramEnd"/>
-    <w:r>
-      <w:rPr>
-        <w:color w:val="59636E"/>
-        <w:sz w:val="16"/>
-        <w:szCs w:val="16"/>
-      </w:rPr>
-      <w:t xml:space="preserve">  eCRF 12: Tevredenheid over ulcuspreventie (VAS) </w:t>
-    </w:r>
-    <w:proofErr w:type="gramStart"/>
-    <w:r>
-      <w:rPr>
-        <w:color w:val="59636E"/>
-        <w:sz w:val="16"/>
-        <w:szCs w:val="16"/>
-      </w:rPr>
-      <w:t>·</w:t>
-    </w:r>
-    <w:proofErr w:type="gramEnd"/>
-    <w:r>
-      <w:rPr>
-        <w:color w:val="59636E"/>
-        <w:sz w:val="16"/>
-        <w:szCs w:val="16"/>
-      </w:rPr>
-      <w:t xml:space="preserve">  Versie </w:t>
-    </w:r>
-    <w:proofErr w:type="gramStart"/>
     <w:r>
       <w:rPr>
         <w:i/>
@@ -344,7 +492,15 @@
         <w:sz w:val="16"/>
         <w:szCs w:val="16"/>
       </w:rPr>
-      <w:t xml:space="preserve">[ </w:t>
+      <w:t>[ 1.0 ]</w:t>
+    </w:r>
+    <w:r>
+      <w:rPr>
+        <w:color w:val="59636E"/>
+        <w:sz w:val="16"/>
+        <w:szCs w:val="16"/>
+      </w:rPr>
+      <w:t xml:space="preserve">  ·  </w:t>
     </w:r>
     <w:r>
       <w:rPr>
@@ -354,126 +510,15 @@
         <w:sz w:val="16"/>
         <w:szCs w:val="16"/>
       </w:rPr>
-      <w:t>1.0</w:t>
+      <w:t>[ 27/07/2026 ]</w:t>
     </w:r>
-    <w:proofErr w:type="gramEnd"/>
     <w:r>
       <w:rPr>
-        <w:i/>
-        <w:iCs/>
         <w:color w:val="59636E"/>
         <w:sz w:val="16"/>
         <w:szCs w:val="16"/>
       </w:rPr>
-      <w:t xml:space="preserve"> </w:t>
-    </w:r>
-    <w:proofErr w:type="gramStart"/>
-    <w:r>
-      <w:rPr>
-        <w:i/>
-        <w:iCs/>
-        <w:color w:val="59636E"/>
-        <w:sz w:val="16"/>
-        <w:szCs w:val="16"/>
-      </w:rPr>
-      <w:t>]</w:t>
-    </w:r>
-    <w:r>
-      <w:rPr>
-        <w:color w:val="59636E"/>
-        <w:sz w:val="16"/>
-        <w:szCs w:val="16"/>
-      </w:rPr>
-      <w:t xml:space="preserve">  ·</w:t>
-    </w:r>
-    <w:proofErr w:type="gramEnd"/>
-    <w:r>
-      <w:rPr>
-        <w:color w:val="59636E"/>
-        <w:sz w:val="16"/>
-        <w:szCs w:val="16"/>
-      </w:rPr>
-      <w:t xml:space="preserve">  </w:t>
-    </w:r>
-    <w:proofErr w:type="gramStart"/>
-    <w:r>
-      <w:rPr>
-        <w:i/>
-        <w:iCs/>
-        <w:color w:val="59636E"/>
-        <w:sz w:val="16"/>
-        <w:szCs w:val="16"/>
-      </w:rPr>
-      <w:t xml:space="preserve">[ </w:t>
-    </w:r>
-    <w:r>
-      <w:rPr>
-        <w:i/>
-        <w:iCs/>
-        <w:color w:val="59636E"/>
-        <w:sz w:val="16"/>
-        <w:szCs w:val="16"/>
-      </w:rPr>
-      <w:t>27</w:t>
-    </w:r>
-    <w:proofErr w:type="gramEnd"/>
-    <w:r>
-      <w:rPr>
-        <w:i/>
-        <w:iCs/>
-        <w:color w:val="59636E"/>
-        <w:sz w:val="16"/>
-        <w:szCs w:val="16"/>
-      </w:rPr>
-      <w:t>/07/</w:t>
-    </w:r>
-    <w:proofErr w:type="gramStart"/>
-    <w:r>
-      <w:rPr>
-        <w:i/>
-        <w:iCs/>
-        <w:color w:val="59636E"/>
-        <w:sz w:val="16"/>
-        <w:szCs w:val="16"/>
-      </w:rPr>
-      <w:t>2026</w:t>
-    </w:r>
-    <w:r>
-      <w:rPr>
-        <w:i/>
-        <w:iCs/>
-        <w:color w:val="59636E"/>
-        <w:sz w:val="16"/>
-        <w:szCs w:val="16"/>
-      </w:rPr>
-      <w:t xml:space="preserve"> ]</w:t>
-    </w:r>
-    <w:proofErr w:type="gramEnd"/>
-    <w:r>
-      <w:rPr>
-        <w:color w:val="59636E"/>
-        <w:sz w:val="16"/>
-        <w:szCs w:val="16"/>
-      </w:rPr>
-      <w:t xml:space="preserve">  </w:t>
-    </w:r>
-    <w:proofErr w:type="gramStart"/>
-    <w:r>
-      <w:rPr>
-        <w:color w:val="59636E"/>
-        <w:sz w:val="16"/>
-        <w:szCs w:val="16"/>
-      </w:rPr>
-      <w:t>·  Pagina</w:t>
-    </w:r>
-    <w:proofErr w:type="gramEnd"/>
-    <w:r>
-      <w:rPr>
-        <w:color w:val="59636E"/>
-        <w:sz w:val="16"/>
-        <w:szCs w:val="16"/>
-      </w:rPr>
-      <w:t xml:space="preserve"> </w:t>
+      <w:t xml:space="preserve">  ·  Pagina </w:t>
     </w:r>
     <w:r>
       <w:rPr>
@@ -570,7 +615,7 @@
 </file>
 
 <file path=word/footer3.xml><?xml version="1.0" encoding="utf-8"?>
-<w:ftr xmlns:wpc="http://schemas.microsoft.com/office/word/2010/wordprocessingCanvas" xmlns:cx="http://schemas.microsoft.com/office/drawing/2014/chartex" xmlns:cx1="http://schemas.microsoft.com/office/drawing/2015/9/8/chartex" xmlns:cx2="http://schemas.microsoft.com/office/drawing/2015/10/21/chartex" xmlns:cx3="http://schemas.microsoft.com/office/drawing/2016/5/9/chartex" xmlns:cx4="http://schemas.microsoft.com/office/drawing/2016/5/10/chartex" xmlns:cx5="http://schemas.microsoft.com/office/drawing/2016/5/11/chartex" xmlns:cx6="http://schemas.microsoft.com/office/drawing/2016/5/12/chartex" xmlns:cx7="http://schemas.microsoft.com/office/drawing/2016/5/13/chartex" xmlns:cx8="http://schemas.microsoft.com/office/drawing/2016/5/14/chartex" xmlns:mc="http://schemas.openxmlformats.org/markup-compatibility/2006" xmlns:aink="http://schemas.microsoft.com/office/drawing/2016/ink" xmlns:am3d="http://schemas.microsoft.com/office/drawing/2017/model3d" xmlns:o="urn:schemas-microsoft-com:office:office" xmlns:oel="http://schemas.microsoft.com/office/2019/extlst" xmlns:r="http://schemas.openxmlformats.org/officeDocument/2006/relationships" xmlns:m="http://schemas.openxmlformats.org/officeDocument/2006/math" xmlns:v="urn:schemas-microsoft-com:vml" xmlns:wp14="http://schemas.microsoft.com/office/word/2010/wordprocessingDrawing" xmlns:wp="http://schemas.openxmlformats.org/drawingml/2006/wordprocessingDrawing" xmlns:w10="urn:schemas-microsoft-com:office:word" xmlns:w="http://schemas.openxmlformats.org/wordprocessingml/2006/main" xmlns:w14="http://schemas.microsoft.com/office/word/2010/wordml" xmlns:w15="http://schemas.microsoft.com/office/word/2012/wordml" xmlns:w16cex="http://schemas.microsoft.com/office/word/2018/wordml/cex" xmlns:w16cid="http://schemas.microsoft.com/office/word/2016/wordml/cid" xmlns:w16="http://schemas.microsoft.com/office/word/2018/wordml" xmlns:w16du="http://schemas.microsoft.com/office/word/2023/wordml/word16du" xmlns:w16sdtdh="http://schemas.microsoft.com/office/word/2020/wordml/sdtdatahash" xmlns:w16sdtfl="http://schemas.microsoft.com/office/word/2024/wordml/sdtformatlock" xmlns:w16se="http://schemas.microsoft.com/office/word/2015/wordml/symex" xmlns:wpg="http://schemas.microsoft.com/office/word/2010/wordprocessingGroup" xmlns:wpi="http://schemas.microsoft.com/office/word/2010/wordprocessingInk" xmlns:wne="http://schemas.microsoft.com/office/word/2006/wordml" xmlns:wps="http://schemas.microsoft.com/office/word/2010/wordprocessingShape" mc:Ignorable="w14 w15 w16se w16cid w16 w16cex w16sdtdh w16sdtfl w16du wp14">
+<w:ftr xmlns:wpc="http://schemas.microsoft.com/office/word/2010/wordprocessingCanvas" xmlns:cx="http://schemas.microsoft.com/office/drawing/2014/chartex" xmlns:cx1="http://schemas.microsoft.com/office/drawing/2015/9/8/chartex" xmlns:cx2="http://schemas.microsoft.com/office/drawing/2015/10/21/chartex" xmlns:cx3="http://schemas.microsoft.com/office/drawing/2016/5/9/chartex" xmlns:cx4="http://schemas.microsoft.com/office/drawing/2016/5/10/chartex" xmlns:cx5="http://schemas.microsoft.com/office/drawing/2016/5/11/chartex" xmlns:cx6="http://schemas.microsoft.com/office/drawing/2016/5/12/chartex" xmlns:cx7="http://schemas.microsoft.com/office/drawing/2016/5/13/chartex" xmlns:cx8="http://schemas.microsoft.com/office/drawing/2016/5/14/chartex" xmlns:mc="http://schemas.openxmlformats.org/markup-compatibility/2006" xmlns:aink="http://schemas.microsoft.com/office/drawing/2016/ink" xmlns:am3d="http://schemas.microsoft.com/office/drawing/2017/model3d" xmlns:o="urn:schemas-microsoft-com:office:office" xmlns:oel="http://schemas.microsoft.com/office/2019/extlst" xmlns:r="http://schemas.openxmlformats.org/officeDocument/2006/relationships" xmlns:m="http://schemas.openxmlformats.org/officeDocument/2006/math" xmlns:v="urn:schemas-microsoft-com:vml" xmlns:wp14="http://schemas.microsoft.com/office/word/2010/wordprocessingDrawing" xmlns:wp="http://schemas.openxmlformats.org/drawingml/2006/wordprocessingDrawing" xmlns:w10="urn:schemas-microsoft-com:office:word" xmlns:w="http://schemas.openxmlformats.org/wordprocessingml/2006/main" xmlns:w14="http://schemas.microsoft.com/office/word/2010/wordml" xmlns:w15="http://schemas.microsoft.com/office/word/2012/wordml" xmlns:w16cei="http://schemas.microsoft.com/office/word/2026/wordml/cei" xmlns:w16cex="http://schemas.microsoft.com/office/word/2018/wordml/cex" xmlns:w16cid="http://schemas.microsoft.com/office/word/2016/wordml/cid" xmlns:w16="http://schemas.microsoft.com/office/word/2018/wordml" xmlns:w16du="http://schemas.microsoft.com/office/word/2023/wordml/word16du" xmlns:w16sdtdh="http://schemas.microsoft.com/office/word/2020/wordml/sdtdatahash" xmlns:w16sdtfl="http://schemas.microsoft.com/office/word/2024/wordml/sdtformatlock" xmlns:w16se="http://schemas.microsoft.com/office/word/2015/wordml/symex" xmlns:wpg="http://schemas.microsoft.com/office/word/2010/wordprocessingGroup" xmlns:wpi="http://schemas.microsoft.com/office/word/2010/wordprocessingInk" xmlns:wne="http://schemas.microsoft.com/office/word/2006/wordml" xmlns:wps="http://schemas.microsoft.com/office/word/2010/wordprocessingShape" mc:Ignorable="w14 w15 w16se w16cid w16 w16cex w16sdtdh w16sdtfl w16du wp14">
   <w:p>
     <w:pPr>
       <w:pStyle w:val="Voettekst"/>
@@ -580,7 +625,7 @@
 </file>
 
 <file path=word/footnotes.xml><?xml version="1.0" encoding="utf-8"?>
-<w:footnotes xmlns:wpc="http://schemas.microsoft.com/office/word/2010/wordprocessingCanvas" xmlns:cx="http://schemas.microsoft.com/office/drawing/2014/chartex" xmlns:cx1="http://schemas.microsoft.com/office/drawing/2015/9/8/chartex" xmlns:cx2="http://schemas.microsoft.com/office/drawing/2015/10/21/chartex" xmlns:cx3="http://schemas.microsoft.com/office/drawing/2016/5/9/chartex" xmlns:cx4="http://schemas.microsoft.com/office/drawing/2016/5/10/chartex" xmlns:cx5="http://schemas.microsoft.com/office/drawing/2016/5/11/chartex" xmlns:cx6="http://schemas.microsoft.com/office/drawing/2016/5/12/chartex" xmlns:cx7="http://schemas.microsoft.com/office/drawing/2016/5/13/chartex" xmlns:cx8="http://schemas.microsoft.com/office/drawing/2016/5/14/chartex" xmlns:mc="http://schemas.openxmlformats.org/markup-compatibility/2006" xmlns:aink="http://schemas.microsoft.com/office/drawing/2016/ink" xmlns:am3d="http://schemas.microsoft.com/office/drawing/2017/model3d" xmlns:o="urn:schemas-microsoft-com:office:office" xmlns:oel="http://schemas.microsoft.com/office/2019/extlst" xmlns:r="http://schemas.openxmlformats.org/officeDocument/2006/relationships" xmlns:m="http://schemas.openxmlformats.org/officeDocument/2006/math" xmlns:v="urn:schemas-microsoft-com:vml" xmlns:wp14="http://schemas.microsoft.com/office/word/2010/wordprocessingDrawing" xmlns:wp="http://schemas.openxmlformats.org/drawingml/2006/wordprocessingDrawing" xmlns:w10="urn:schemas-microsoft-com:office:word" xmlns:w="http://schemas.openxmlformats.org/wordprocessingml/2006/main" xmlns:w14="http://schemas.microsoft.com/office/word/2010/wordml" xmlns:w15="http://schemas.microsoft.com/office/word/2012/wordml" xmlns:w16cex="http://schemas.microsoft.com/office/word/2018/wordml/cex" xmlns:w16cid="http://schemas.microsoft.com/office/word/2016/wordml/cid" xmlns:w16="http://schemas.microsoft.com/office/word/2018/wordml" xmlns:w16du="http://schemas.microsoft.com/office/word/2023/wordml/word16du" xmlns:w16sdtdh="http://schemas.microsoft.com/office/word/2020/wordml/sdtdatahash" xmlns:w16sdtfl="http://schemas.microsoft.com/office/word/2024/wordml/sdtformatlock" xmlns:w16se="http://schemas.microsoft.com/office/word/2015/wordml/symex" xmlns:wpg="http://schemas.microsoft.com/office/word/2010/wordprocessingGroup" xmlns:wpi="http://schemas.microsoft.com/office/word/2010/wordprocessingInk" xmlns:wne="http://schemas.microsoft.com/office/word/2006/wordml" xmlns:wps="http://schemas.microsoft.com/office/word/2010/wordprocessingShape" mc:Ignorable="w14 w15 w16se w16cid w16 w16cex w16sdtdh w16sdtfl w16du wp14">
+<w:footnotes xmlns:wpc="http://schemas.microsoft.com/office/word/2010/wordprocessingCanvas" xmlns:cx="http://schemas.microsoft.com/office/drawing/2014/chartex" xmlns:cx1="http://schemas.microsoft.com/office/drawing/2015/9/8/chartex" xmlns:cx2="http://schemas.microsoft.com/office/drawing/2015/10/21/chartex" xmlns:cx3="http://schemas.microsoft.com/office/drawing/2016/5/9/chartex" xmlns:cx4="http://schemas.microsoft.com/office/drawing/2016/5/10/chartex" xmlns:cx5="http://schemas.microsoft.com/office/drawing/2016/5/11/chartex" xmlns:cx6="http://schemas.microsoft.com/office/drawing/2016/5/12/chartex" xmlns:cx7="http://schemas.microsoft.com/office/drawing/2016/5/13/chartex" xmlns:cx8="http://schemas.microsoft.com/office/drawing/2016/5/14/chartex" xmlns:mc="http://schemas.openxmlformats.org/markup-compatibility/2006" xmlns:aink="http://schemas.microsoft.com/office/drawing/2016/ink" xmlns:am3d="http://schemas.microsoft.com/office/drawing/2017/model3d" xmlns:o="urn:schemas-microsoft-com:office:office" xmlns:oel="http://schemas.microsoft.com/office/2019/extlst" xmlns:r="http://schemas.openxmlformats.org/officeDocument/2006/relationships" xmlns:m="http://schemas.openxmlformats.org/officeDocument/2006/math" xmlns:v="urn:schemas-microsoft-com:vml" xmlns:wp14="http://schemas.microsoft.com/office/word/2010/wordprocessingDrawing" xmlns:wp="http://schemas.openxmlformats.org/drawingml/2006/wordprocessingDrawing" xmlns:w10="urn:schemas-microsoft-com:office:word" xmlns:w="http://schemas.openxmlformats.org/wordprocessingml/2006/main" xmlns:w14="http://schemas.microsoft.com/office/word/2010/wordml" xmlns:w15="http://schemas.microsoft.com/office/word/2012/wordml" xmlns:w16cei="http://schemas.microsoft.com/office/word/2026/wordml/cei" xmlns:w16cex="http://schemas.microsoft.com/office/word/2018/wordml/cex" xmlns:w16cid="http://schemas.microsoft.com/office/word/2016/wordml/cid" xmlns:w16="http://schemas.microsoft.com/office/word/2018/wordml" xmlns:w16du="http://schemas.microsoft.com/office/word/2023/wordml/word16du" xmlns:w16sdtdh="http://schemas.microsoft.com/office/word/2020/wordml/sdtdatahash" xmlns:w16sdtfl="http://schemas.microsoft.com/office/word/2024/wordml/sdtformatlock" xmlns:w16se="http://schemas.microsoft.com/office/word/2015/wordml/symex" xmlns:wpg="http://schemas.microsoft.com/office/word/2010/wordprocessingGroup" xmlns:wpi="http://schemas.microsoft.com/office/word/2010/wordprocessingInk" xmlns:wne="http://schemas.microsoft.com/office/word/2006/wordml" xmlns:wps="http://schemas.microsoft.com/office/word/2010/wordprocessingShape" mc:Ignorable="w14 w15 w16se w16cid w16 w16cex w16sdtdh w16sdtfl w16du wp14">
   <w:footnote w:type="separator" w:id="-1">
     <w:p>
       <w:pPr>
@@ -599,7 +644,7 @@
 </file>
 
 <file path=word/header1.xml><?xml version="1.0" encoding="utf-8"?>
-<w:hdr xmlns:wpc="http://schemas.microsoft.com/office/word/2010/wordprocessingCanvas" xmlns:cx="http://schemas.microsoft.com/office/drawing/2014/chartex" xmlns:cx1="http://schemas.microsoft.com/office/drawing/2015/9/8/chartex" xmlns:cx2="http://schemas.microsoft.com/office/drawing/2015/10/21/chartex" xmlns:cx3="http://schemas.microsoft.com/office/drawing/2016/5/9/chartex" xmlns:cx4="http://schemas.microsoft.com/office/drawing/2016/5/10/chartex" xmlns:cx5="http://schemas.microsoft.com/office/drawing/2016/5/11/chartex" xmlns:cx6="http://schemas.microsoft.com/office/drawing/2016/5/12/chartex" xmlns:cx7="http://schemas.microsoft.com/office/drawing/2016/5/13/chartex" xmlns:cx8="http://schemas.microsoft.com/office/drawing/2016/5/14/chartex" xmlns:mc="http://schemas.openxmlformats.org/markup-compatibility/2006" xmlns:aink="http://schemas.microsoft.com/office/drawing/2016/ink" xmlns:am3d="http://schemas.microsoft.com/office/drawing/2017/model3d" xmlns:o="urn:schemas-microsoft-com:office:office" xmlns:oel="http://schemas.microsoft.com/office/2019/extlst" xmlns:r="http://schemas.openxmlformats.org/officeDocument/2006/relationships" xmlns:m="http://schemas.openxmlformats.org/officeDocument/2006/math" xmlns:v="urn:schemas-microsoft-com:vml" xmlns:wp14="http://schemas.microsoft.com/office/word/2010/wordprocessingDrawing" xmlns:wp="http://schemas.openxmlformats.org/drawingml/2006/wordprocessingDrawing" xmlns:w10="urn:schemas-microsoft-com:office:word" xmlns:w="http://schemas.openxmlformats.org/wordprocessingml/2006/main" xmlns:w14="http://schemas.microsoft.com/office/word/2010/wordml" xmlns:w15="http://schemas.microsoft.com/office/word/2012/wordml" xmlns:w16cex="http://schemas.microsoft.com/office/word/2018/wordml/cex" xmlns:w16cid="http://schemas.microsoft.com/office/word/2016/wordml/cid" xmlns:w16="http://schemas.microsoft.com/office/word/2018/wordml" xmlns:w16du="http://schemas.microsoft.com/office/word/2023/wordml/word16du" xmlns:w16sdtdh="http://schemas.microsoft.com/office/word/2020/wordml/sdtdatahash" xmlns:w16sdtfl="http://schemas.microsoft.com/office/word/2024/wordml/sdtformatlock" xmlns:w16se="http://schemas.microsoft.com/office/word/2015/wordml/symex" xmlns:wpg="http://schemas.microsoft.com/office/word/2010/wordprocessingGroup" xmlns:wpi="http://schemas.microsoft.com/office/word/2010/wordprocessingInk" xmlns:wne="http://schemas.microsoft.com/office/word/2006/wordml" xmlns:wps="http://schemas.microsoft.com/office/word/2010/wordprocessingShape" mc:Ignorable="w14 w15 w16se w16cid w16 w16cex w16sdtdh w16sdtfl w16du wp14">
+<w:hdr xmlns:wpc="http://schemas.microsoft.com/office/word/2010/wordprocessingCanvas" xmlns:cx="http://schemas.microsoft.com/office/drawing/2014/chartex" xmlns:cx1="http://schemas.microsoft.com/office/drawing/2015/9/8/chartex" xmlns:cx2="http://schemas.microsoft.com/office/drawing/2015/10/21/chartex" xmlns:cx3="http://schemas.microsoft.com/office/drawing/2016/5/9/chartex" xmlns:cx4="http://schemas.microsoft.com/office/drawing/2016/5/10/chartex" xmlns:cx5="http://schemas.microsoft.com/office/drawing/2016/5/11/chartex" xmlns:cx6="http://schemas.microsoft.com/office/drawing/2016/5/12/chartex" xmlns:cx7="http://schemas.microsoft.com/office/drawing/2016/5/13/chartex" xmlns:cx8="http://schemas.microsoft.com/office/drawing/2016/5/14/chartex" xmlns:mc="http://schemas.openxmlformats.org/markup-compatibility/2006" xmlns:aink="http://schemas.microsoft.com/office/drawing/2016/ink" xmlns:am3d="http://schemas.microsoft.com/office/drawing/2017/model3d" xmlns:o="urn:schemas-microsoft-com:office:office" xmlns:oel="http://schemas.microsoft.com/office/2019/extlst" xmlns:r="http://schemas.openxmlformats.org/officeDocument/2006/relationships" xmlns:m="http://schemas.openxmlformats.org/officeDocument/2006/math" xmlns:v="urn:schemas-microsoft-com:vml" xmlns:wp14="http://schemas.microsoft.com/office/word/2010/wordprocessingDrawing" xmlns:wp="http://schemas.openxmlformats.org/drawingml/2006/wordprocessingDrawing" xmlns:w10="urn:schemas-microsoft-com:office:word" xmlns:w="http://schemas.openxmlformats.org/wordprocessingml/2006/main" xmlns:w14="http://schemas.microsoft.com/office/word/2010/wordml" xmlns:w15="http://schemas.microsoft.com/office/word/2012/wordml" xmlns:w16cei="http://schemas.microsoft.com/office/word/2026/wordml/cei" xmlns:w16cex="http://schemas.microsoft.com/office/word/2018/wordml/cex" xmlns:w16cid="http://schemas.microsoft.com/office/word/2016/wordml/cid" xmlns:w16="http://schemas.microsoft.com/office/word/2018/wordml" xmlns:w16du="http://schemas.microsoft.com/office/word/2023/wordml/word16du" xmlns:w16sdtdh="http://schemas.microsoft.com/office/word/2020/wordml/sdtdatahash" xmlns:w16sdtfl="http://schemas.microsoft.com/office/word/2024/wordml/sdtformatlock" xmlns:w16se="http://schemas.microsoft.com/office/word/2015/wordml/symex" xmlns:wpg="http://schemas.microsoft.com/office/word/2010/wordprocessingGroup" xmlns:wpi="http://schemas.microsoft.com/office/word/2010/wordprocessingInk" xmlns:wne="http://schemas.microsoft.com/office/word/2006/wordml" xmlns:wps="http://schemas.microsoft.com/office/word/2010/wordprocessingShape" mc:Ignorable="w14 w15 w16se w16cid w16 w16cex w16sdtdh w16sdtfl w16du wp14">
   <w:p>
     <w:pPr>
       <w:pStyle w:val="Koptekst"/>
@@ -609,7 +654,7 @@
 </file>
 
 <file path=word/header2.xml><?xml version="1.0" encoding="utf-8"?>
-<w:hdr xmlns:wpc="http://schemas.microsoft.com/office/word/2010/wordprocessingCanvas" xmlns:cx="http://schemas.microsoft.com/office/drawing/2014/chartex" xmlns:cx1="http://schemas.microsoft.com/office/drawing/2015/9/8/chartex" xmlns:cx2="http://schemas.microsoft.com/office/drawing/2015/10/21/chartex" xmlns:cx3="http://schemas.microsoft.com/office/drawing/2016/5/9/chartex" xmlns:cx4="http://schemas.microsoft.com/office/drawing/2016/5/10/chartex" xmlns:cx5="http://schemas.microsoft.com/office/drawing/2016/5/11/chartex" xmlns:cx6="http://schemas.microsoft.com/office/drawing/2016/5/12/chartex" xmlns:cx7="http://schemas.microsoft.com/office/drawing/2016/5/13/chartex" xmlns:cx8="http://schemas.microsoft.com/office/drawing/2016/5/14/chartex" xmlns:mc="http://schemas.openxmlformats.org/markup-compatibility/2006" xmlns:aink="http://schemas.microsoft.com/office/drawing/2016/ink" xmlns:am3d="http://schemas.microsoft.com/office/drawing/2017/model3d" xmlns:o="urn:schemas-microsoft-com:office:office" xmlns:oel="http://schemas.microsoft.com/office/2019/extlst" xmlns:r="http://schemas.openxmlformats.org/officeDocument/2006/relationships" xmlns:m="http://schemas.openxmlformats.org/officeDocument/2006/math" xmlns:v="urn:schemas-microsoft-com:vml" xmlns:wp14="http://schemas.microsoft.com/office/word/2010/wordprocessingDrawing" xmlns:wp="http://schemas.openxmlformats.org/drawingml/2006/wordprocessingDrawing" xmlns:w10="urn:schemas-microsoft-com:office:word" xmlns:w="http://schemas.openxmlformats.org/wordprocessingml/2006/main" xmlns:w14="http://schemas.microsoft.com/office/word/2010/wordml" xmlns:w15="http://schemas.microsoft.com/office/word/2012/wordml" xmlns:w16cex="http://schemas.microsoft.com/office/word/2018/wordml/cex" xmlns:w16cid="http://schemas.microsoft.com/office/word/2016/wordml/cid" xmlns:w16="http://schemas.microsoft.com/office/word/2018/wordml" xmlns:w16du="http://schemas.microsoft.com/office/word/2023/wordml/word16du" xmlns:w16sdtdh="http://schemas.microsoft.com/office/word/2020/wordml/sdtdatahash" xmlns:w16sdtfl="http://schemas.microsoft.com/office/word/2024/wordml/sdtformatlock" xmlns:w16se="http://schemas.microsoft.com/office/word/2015/wordml/symex" xmlns:wpg="http://schemas.microsoft.com/office/word/2010/wordprocessingGroup" xmlns:wpi="http://schemas.microsoft.com/office/word/2010/wordprocessingInk" xmlns:wne="http://schemas.microsoft.com/office/word/2006/wordml" xmlns:wps="http://schemas.microsoft.com/office/word/2010/wordprocessingShape" mc:Ignorable="w14 w15 w16se w16cid w16 w16cex w16sdtdh w16sdtfl w16du wp14">
+<w:hdr xmlns:wpc="http://schemas.microsoft.com/office/word/2010/wordprocessingCanvas" xmlns:cx="http://schemas.microsoft.com/office/drawing/2014/chartex" xmlns:cx1="http://schemas.microsoft.com/office/drawing/2015/9/8/chartex" xmlns:cx2="http://schemas.microsoft.com/office/drawing/2015/10/21/chartex" xmlns:cx3="http://schemas.microsoft.com/office/drawing/2016/5/9/chartex" xmlns:cx4="http://schemas.microsoft.com/office/drawing/2016/5/10/chartex" xmlns:cx5="http://schemas.microsoft.com/office/drawing/2016/5/11/chartex" xmlns:cx6="http://schemas.microsoft.com/office/drawing/2016/5/12/chartex" xmlns:cx7="http://schemas.microsoft.com/office/drawing/2016/5/13/chartex" xmlns:cx8="http://schemas.microsoft.com/office/drawing/2016/5/14/chartex" xmlns:mc="http://schemas.openxmlformats.org/markup-compatibility/2006" xmlns:aink="http://schemas.microsoft.com/office/drawing/2016/ink" xmlns:am3d="http://schemas.microsoft.com/office/drawing/2017/model3d" xmlns:o="urn:schemas-microsoft-com:office:office" xmlns:oel="http://schemas.microsoft.com/office/2019/extlst" xmlns:r="http://schemas.openxmlformats.org/officeDocument/2006/relationships" xmlns:m="http://schemas.openxmlformats.org/officeDocument/2006/math" xmlns:v="urn:schemas-microsoft-com:vml" xmlns:wp14="http://schemas.microsoft.com/office/word/2010/wordprocessingDrawing" xmlns:wp="http://schemas.openxmlformats.org/drawingml/2006/wordprocessingDrawing" xmlns:w10="urn:schemas-microsoft-com:office:word" xmlns:w="http://schemas.openxmlformats.org/wordprocessingml/2006/main" xmlns:w14="http://schemas.microsoft.com/office/word/2010/wordml" xmlns:w15="http://schemas.microsoft.com/office/word/2012/wordml" xmlns:w16cei="http://schemas.microsoft.com/office/word/2026/wordml/cei" xmlns:w16cex="http://schemas.microsoft.com/office/word/2018/wordml/cex" xmlns:w16cid="http://schemas.microsoft.com/office/word/2016/wordml/cid" xmlns:w16="http://schemas.microsoft.com/office/word/2018/wordml" xmlns:w16du="http://schemas.microsoft.com/office/word/2023/wordml/word16du" xmlns:w16sdtdh="http://schemas.microsoft.com/office/word/2020/wordml/sdtdatahash" xmlns:w16sdtfl="http://schemas.microsoft.com/office/word/2024/wordml/sdtformatlock" xmlns:w16se="http://schemas.microsoft.com/office/word/2015/wordml/symex" xmlns:wpg="http://schemas.microsoft.com/office/word/2010/wordprocessingGroup" xmlns:wpi="http://schemas.microsoft.com/office/word/2010/wordprocessingInk" xmlns:wne="http://schemas.microsoft.com/office/word/2006/wordml" xmlns:wps="http://schemas.microsoft.com/office/word/2010/wordprocessingShape" mc:Ignorable="w14 w15 w16se w16cid w16 w16cex w16sdtdh w16sdtfl w16du wp14">
   <w:p>
     <w:pPr>
       <w:pStyle w:val="Koptekst"/>
@@ -656,7 +701,7 @@
                   <pic:cNvPicPr/>
                 </pic:nvPicPr>
                 <pic:blipFill>
-                  <a:blip r:embed="rIdTplImgA">
+                  <a:blip r:embed="rId1">
                     <a:extLst>
                       <a:ext uri="{28A0092B-C50C-407E-A947-70E740481C1C}">
                         <a14:useLocalDpi xmlns:a14="http://schemas.microsoft.com/office/drawing/2010/main" val="0"/>
@@ -708,7 +753,7 @@
                   <pic:cNvPicPr/>
                 </pic:nvPicPr>
                 <pic:blipFill>
-                  <a:blip r:embed="rIdTplImgB">
+                  <a:blip r:embed="rId2">
                     <a:extLst>
                       <a:ext uri="{28A0092B-C50C-407E-A947-70E740481C1C}">
                         <a14:useLocalDpi xmlns:a14="http://schemas.microsoft.com/office/drawing/2010/main" val="0"/>
@@ -739,7 +784,7 @@
 </file>
 
 <file path=word/header3.xml><?xml version="1.0" encoding="utf-8"?>
-<w:hdr xmlns:wpc="http://schemas.microsoft.com/office/word/2010/wordprocessingCanvas" xmlns:cx="http://schemas.microsoft.com/office/drawing/2014/chartex" xmlns:cx1="http://schemas.microsoft.com/office/drawing/2015/9/8/chartex" xmlns:cx2="http://schemas.microsoft.com/office/drawing/2015/10/21/chartex" xmlns:cx3="http://schemas.microsoft.com/office/drawing/2016/5/9/chartex" xmlns:cx4="http://schemas.microsoft.com/office/drawing/2016/5/10/chartex" xmlns:cx5="http://schemas.microsoft.com/office/drawing/2016/5/11/chartex" xmlns:cx6="http://schemas.microsoft.com/office/drawing/2016/5/12/chartex" xmlns:cx7="http://schemas.microsoft.com/office/drawing/2016/5/13/chartex" xmlns:cx8="http://schemas.microsoft.com/office/drawing/2016/5/14/chartex" xmlns:mc="http://schemas.openxmlformats.org/markup-compatibility/2006" xmlns:aink="http://schemas.microsoft.com/office/drawing/2016/ink" xmlns:am3d="http://schemas.microsoft.com/office/drawing/2017/model3d" xmlns:o="urn:schemas-microsoft-com:office:office" xmlns:oel="http://schemas.microsoft.com/office/2019/extlst" xmlns:r="http://schemas.openxmlformats.org/officeDocument/2006/relationships" xmlns:m="http://schemas.openxmlformats.org/officeDocument/2006/math" xmlns:v="urn:schemas-microsoft-com:vml" xmlns:wp14="http://schemas.microsoft.com/office/word/2010/wordprocessingDrawing" xmlns:wp="http://schemas.openxmlformats.org/drawingml/2006/wordprocessingDrawing" xmlns:w10="urn:schemas-microsoft-com:office:word" xmlns:w="http://schemas.openxmlformats.org/wordprocessingml/2006/main" xmlns:w14="http://schemas.microsoft.com/office/word/2010/wordml" xmlns:w15="http://schemas.microsoft.com/office/word/2012/wordml" xmlns:w16cex="http://schemas.microsoft.com/office/word/2018/wordml/cex" xmlns:w16cid="http://schemas.microsoft.com/office/word/2016/wordml/cid" xmlns:w16="http://schemas.microsoft.com/office/word/2018/wordml" xmlns:w16du="http://schemas.microsoft.com/office/word/2023/wordml/word16du" xmlns:w16sdtdh="http://schemas.microsoft.com/office/word/2020/wordml/sdtdatahash" xmlns:w16sdtfl="http://schemas.microsoft.com/office/word/2024/wordml/sdtformatlock" xmlns:w16se="http://schemas.microsoft.com/office/word/2015/wordml/symex" xmlns:wpg="http://schemas.microsoft.com/office/word/2010/wordprocessingGroup" xmlns:wpi="http://schemas.microsoft.com/office/word/2010/wordprocessingInk" xmlns:wne="http://schemas.microsoft.com/office/word/2006/wordml" xmlns:wps="http://schemas.microsoft.com/office/word/2010/wordprocessingShape" mc:Ignorable="w14 w15 w16se w16cid w16 w16cex w16sdtdh w16sdtfl w16du wp14">
+<w:hdr xmlns:wpc="http://schemas.microsoft.com/office/word/2010/wordprocessingCanvas" xmlns:cx="http://schemas.microsoft.com/office/drawing/2014/chartex" xmlns:cx1="http://schemas.microsoft.com/office/drawing/2015/9/8/chartex" xmlns:cx2="http://schemas.microsoft.com/office/drawing/2015/10/21/chartex" xmlns:cx3="http://schemas.microsoft.com/office/drawing/2016/5/9/chartex" xmlns:cx4="http://schemas.microsoft.com/office/drawing/2016/5/10/chartex" xmlns:cx5="http://schemas.microsoft.com/office/drawing/2016/5/11/chartex" xmlns:cx6="http://schemas.microsoft.com/office/drawing/2016/5/12/chartex" xmlns:cx7="http://schemas.microsoft.com/office/drawing/2016/5/13/chartex" xmlns:cx8="http://schemas.microsoft.com/office/drawing/2016/5/14/chartex" xmlns:mc="http://schemas.openxmlformats.org/markup-compatibility/2006" xmlns:aink="http://schemas.microsoft.com/office/drawing/2016/ink" xmlns:am3d="http://schemas.microsoft.com/office/drawing/2017/model3d" xmlns:o="urn:schemas-microsoft-com:office:office" xmlns:oel="http://schemas.microsoft.com/office/2019/extlst" xmlns:r="http://schemas.openxmlformats.org/officeDocument/2006/relationships" xmlns:m="http://schemas.openxmlformats.org/officeDocument/2006/math" xmlns:v="urn:schemas-microsoft-com:vml" xmlns:wp14="http://schemas.microsoft.com/office/word/2010/wordprocessingDrawing" xmlns:wp="http://schemas.openxmlformats.org/drawingml/2006/wordprocessingDrawing" xmlns:w10="urn:schemas-microsoft-com:office:word" xmlns:w="http://schemas.openxmlformats.org/wordprocessingml/2006/main" xmlns:w14="http://schemas.microsoft.com/office/word/2010/wordml" xmlns:w15="http://schemas.microsoft.com/office/word/2012/wordml" xmlns:w16cei="http://schemas.microsoft.com/office/word/2026/wordml/cei" xmlns:w16cex="http://schemas.microsoft.com/office/word/2018/wordml/cex" xmlns:w16cid="http://schemas.microsoft.com/office/word/2016/wordml/cid" xmlns:w16="http://schemas.microsoft.com/office/word/2018/wordml" xmlns:w16du="http://schemas.microsoft.com/office/word/2023/wordml/word16du" xmlns:w16sdtdh="http://schemas.microsoft.com/office/word/2020/wordml/sdtdatahash" xmlns:w16sdtfl="http://schemas.microsoft.com/office/word/2024/wordml/sdtformatlock" xmlns:w16se="http://schemas.microsoft.com/office/word/2015/wordml/symex" xmlns:wpg="http://schemas.microsoft.com/office/word/2010/wordprocessingGroup" xmlns:wpi="http://schemas.microsoft.com/office/word/2010/wordprocessingInk" xmlns:wne="http://schemas.microsoft.com/office/word/2006/wordml" xmlns:wps="http://schemas.microsoft.com/office/word/2010/wordprocessingShape" mc:Ignorable="w14 w15 w16se w16cid w16 w16cex w16sdtdh w16sdtfl w16du wp14">
   <w:p>
     <w:pPr>
       <w:pStyle w:val="Koptekst"/>
@@ -749,7 +794,7 @@
 </file>
 
 <file path=word/numbering.xml><?xml version="1.0" encoding="utf-8"?>
-<w:numbering xmlns:wpc="http://schemas.microsoft.com/office/word/2010/wordprocessingCanvas" xmlns:cx="http://schemas.microsoft.com/office/drawing/2014/chartex" xmlns:cx1="http://schemas.microsoft.com/office/drawing/2015/9/8/chartex" xmlns:cx2="http://schemas.microsoft.com/office/drawing/2015/10/21/chartex" xmlns:cx3="http://schemas.microsoft.com/office/drawing/2016/5/9/chartex" xmlns:cx4="http://schemas.microsoft.com/office/drawing/2016/5/10/chartex" xmlns:cx5="http://schemas.microsoft.com/office/drawing/2016/5/11/chartex" xmlns:cx6="http://schemas.microsoft.com/office/drawing/2016/5/12/chartex" xmlns:cx7="http://schemas.microsoft.com/office/drawing/2016/5/13/chartex" xmlns:cx8="http://schemas.microsoft.com/office/drawing/2016/5/14/chartex" xmlns:mc="http://schemas.openxmlformats.org/markup-compatibility/2006" xmlns:aink="http://schemas.microsoft.com/office/drawing/2016/ink" xmlns:am3d="http://schemas.microsoft.com/office/drawing/2017/model3d" xmlns:o="urn:schemas-microsoft-com:office:office" xmlns:oel="http://schemas.microsoft.com/office/2019/extlst" xmlns:r="http://schemas.openxmlformats.org/officeDocument/2006/relationships" xmlns:m="http://schemas.openxmlformats.org/officeDocument/2006/math" xmlns:v="urn:schemas-microsoft-com:vml" xmlns:wp14="http://schemas.microsoft.com/office/word/2010/wordprocessingDrawing" xmlns:wp="http://schemas.openxmlformats.org/drawingml/2006/wordprocessingDrawing" xmlns:w10="urn:schemas-microsoft-com:office:word" xmlns:w="http://schemas.openxmlformats.org/wordprocessingml/2006/main" xmlns:w14="http://schemas.microsoft.com/office/word/2010/wordml" xmlns:w15="http://schemas.microsoft.com/office/word/2012/wordml" xmlns:w16cex="http://schemas.microsoft.com/office/word/2018/wordml/cex" xmlns:w16cid="http://schemas.microsoft.com/office/word/2016/wordml/cid" xmlns:w16="http://schemas.microsoft.com/office/word/2018/wordml" xmlns:w16du="http://schemas.microsoft.com/office/word/2023/wordml/word16du" xmlns:w16sdtdh="http://schemas.microsoft.com/office/word/2020/wordml/sdtdatahash" xmlns:w16sdtfl="http://schemas.microsoft.com/office/word/2024/wordml/sdtformatlock" xmlns:w16se="http://schemas.microsoft.com/office/word/2015/wordml/symex" xmlns:wpg="http://schemas.microsoft.com/office/word/2010/wordprocessingGroup" xmlns:wpi="http://schemas.microsoft.com/office/word/2010/wordprocessingInk" xmlns:wne="http://schemas.microsoft.com/office/word/2006/wordml" xmlns:wps="http://schemas.microsoft.com/office/word/2010/wordprocessingShape" mc:Ignorable="w14 w15 w16se w16cid w16 w16cex w16sdtdh w16sdtfl w16du wp14">
+<w:numbering xmlns:wpc="http://schemas.microsoft.com/office/word/2010/wordprocessingCanvas" xmlns:cx="http://schemas.microsoft.com/office/drawing/2014/chartex" xmlns:cx1="http://schemas.microsoft.com/office/drawing/2015/9/8/chartex" xmlns:cx2="http://schemas.microsoft.com/office/drawing/2015/10/21/chartex" xmlns:cx3="http://schemas.microsoft.com/office/drawing/2016/5/9/chartex" xmlns:cx4="http://schemas.microsoft.com/office/drawing/2016/5/10/chartex" xmlns:cx5="http://schemas.microsoft.com/office/drawing/2016/5/11/chartex" xmlns:cx6="http://schemas.microsoft.com/office/drawing/2016/5/12/chartex" xmlns:cx7="http://schemas.microsoft.com/office/drawing/2016/5/13/chartex" xmlns:cx8="http://schemas.microsoft.com/office/drawing/2016/5/14/chartex" xmlns:mc="http://schemas.openxmlformats.org/markup-compatibility/2006" xmlns:aink="http://schemas.microsoft.com/office/drawing/2016/ink" xmlns:am3d="http://schemas.microsoft.com/office/drawing/2017/model3d" xmlns:o="urn:schemas-microsoft-com:office:office" xmlns:oel="http://schemas.microsoft.com/office/2019/extlst" xmlns:r="http://schemas.openxmlformats.org/officeDocument/2006/relationships" xmlns:m="http://schemas.openxmlformats.org/officeDocument/2006/math" xmlns:v="urn:schemas-microsoft-com:vml" xmlns:wp14="http://schemas.microsoft.com/office/word/2010/wordprocessingDrawing" xmlns:wp="http://schemas.openxmlformats.org/drawingml/2006/wordprocessingDrawing" xmlns:w10="urn:schemas-microsoft-com:office:word" xmlns:w="http://schemas.openxmlformats.org/wordprocessingml/2006/main" xmlns:w14="http://schemas.microsoft.com/office/word/2010/wordml" xmlns:w15="http://schemas.microsoft.com/office/word/2012/wordml" xmlns:w16cei="http://schemas.microsoft.com/office/word/2026/wordml/cei" xmlns:w16cex="http://schemas.microsoft.com/office/word/2018/wordml/cex" xmlns:w16cid="http://schemas.microsoft.com/office/word/2016/wordml/cid" xmlns:w16="http://schemas.microsoft.com/office/word/2018/wordml" xmlns:w16du="http://schemas.microsoft.com/office/word/2023/wordml/word16du" xmlns:w16sdtdh="http://schemas.microsoft.com/office/word/2020/wordml/sdtdatahash" xmlns:w16sdtfl="http://schemas.microsoft.com/office/word/2024/wordml/sdtformatlock" xmlns:w16se="http://schemas.microsoft.com/office/word/2015/wordml/symex" xmlns:wpg="http://schemas.microsoft.com/office/word/2010/wordprocessingGroup" xmlns:wpi="http://schemas.microsoft.com/office/word/2010/wordprocessingInk" xmlns:wne="http://schemas.microsoft.com/office/word/2006/wordml" xmlns:wps="http://schemas.microsoft.com/office/word/2010/wordprocessingShape" mc:Ignorable="w14 w15 w16se w16cid w16 w16cex w16sdtdh w16sdtfl w16du wp14">
   <w:abstractNum w:abstractNumId="0" w15:restartNumberingAfterBreak="0">
     <w:nsid w:val="03E752F1"/>
     <w:multiLevelType w:val="multilevel"/>
@@ -1049,6 +1094,155 @@
     </w:lvl>
   </w:abstractNum>
   <w:abstractNum w:abstractNumId="2" w15:restartNumberingAfterBreak="0">
+    <w:nsid w:val="308B0DDF"/>
+    <w:multiLevelType w:val="multilevel"/>
+    <w:tmpl w:val="B712BA32"/>
+    <w:lvl w:ilvl="0">
+      <w:start w:val="1"/>
+      <w:numFmt w:val="bullet"/>
+      <w:lvlText w:val=""/>
+      <w:lvlJc w:val="left"/>
+      <w:pPr>
+        <w:tabs>
+          <w:tab w:val="num" w:pos="720"/>
+        </w:tabs>
+        <w:ind w:left="720" w:hanging="360"/>
+      </w:pPr>
+      <w:rPr>
+        <w:rFonts w:ascii="Symbol" w:hAnsi="Symbol" w:hint="default"/>
+        <w:sz w:val="20"/>
+      </w:rPr>
+    </w:lvl>
+    <w:lvl w:ilvl="1" w:tentative="1">
+      <w:start w:val="1"/>
+      <w:numFmt w:val="bullet"/>
+      <w:lvlText w:val="o"/>
+      <w:lvlJc w:val="left"/>
+      <w:pPr>
+        <w:tabs>
+          <w:tab w:val="num" w:pos="1440"/>
+        </w:tabs>
+        <w:ind w:left="1440" w:hanging="360"/>
+      </w:pPr>
+      <w:rPr>
+        <w:rFonts w:ascii="Courier New" w:hAnsi="Courier New" w:hint="default"/>
+        <w:sz w:val="20"/>
+      </w:rPr>
+    </w:lvl>
+    <w:lvl w:ilvl="2" w:tentative="1">
+      <w:start w:val="1"/>
+      <w:numFmt w:val="bullet"/>
+      <w:lvlText w:val=""/>
+      <w:lvlJc w:val="left"/>
+      <w:pPr>
+        <w:tabs>
+          <w:tab w:val="num" w:pos="2160"/>
+        </w:tabs>
+        <w:ind w:left="2160" w:hanging="360"/>
+      </w:pPr>
+      <w:rPr>
+        <w:rFonts w:ascii="Wingdings" w:hAnsi="Wingdings" w:hint="default"/>
+        <w:sz w:val="20"/>
+      </w:rPr>
+    </w:lvl>
+    <w:lvl w:ilvl="3" w:tentative="1">
+      <w:start w:val="1"/>
+      <w:numFmt w:val="bullet"/>
+      <w:lvlText w:val=""/>
+      <w:lvlJc w:val="left"/>
+      <w:pPr>
+        <w:tabs>
+          <w:tab w:val="num" w:pos="2880"/>
+        </w:tabs>
+        <w:ind w:left="2880" w:hanging="360"/>
+      </w:pPr>
+      <w:rPr>
+        <w:rFonts w:ascii="Wingdings" w:hAnsi="Wingdings" w:hint="default"/>
+        <w:sz w:val="20"/>
+      </w:rPr>
+    </w:lvl>
+    <w:lvl w:ilvl="4" w:tentative="1">
+      <w:start w:val="1"/>
+      <w:numFmt w:val="bullet"/>
+      <w:lvlText w:val=""/>
+      <w:lvlJc w:val="left"/>
+      <w:pPr>
+        <w:tabs>
+          <w:tab w:val="num" w:pos="3600"/>
+        </w:tabs>
+        <w:ind w:left="3600" w:hanging="360"/>
+      </w:pPr>
+      <w:rPr>
+        <w:rFonts w:ascii="Wingdings" w:hAnsi="Wingdings" w:hint="default"/>
+        <w:sz w:val="20"/>
+      </w:rPr>
+    </w:lvl>
+    <w:lvl w:ilvl="5" w:tentative="1">
+      <w:start w:val="1"/>
+      <w:numFmt w:val="bullet"/>
+      <w:lvlText w:val=""/>
+      <w:lvlJc w:val="left"/>
+      <w:pPr>
+        <w:tabs>
+          <w:tab w:val="num" w:pos="4320"/>
+        </w:tabs>
+        <w:ind w:left="4320" w:hanging="360"/>
+      </w:pPr>
+      <w:rPr>
+        <w:rFonts w:ascii="Wingdings" w:hAnsi="Wingdings" w:hint="default"/>
+        <w:sz w:val="20"/>
+      </w:rPr>
+    </w:lvl>
+    <w:lvl w:ilvl="6" w:tentative="1">
+      <w:start w:val="1"/>
+      <w:numFmt w:val="bullet"/>
+      <w:lvlText w:val=""/>
+      <w:lvlJc w:val="left"/>
+      <w:pPr>
+        <w:tabs>
+          <w:tab w:val="num" w:pos="5040"/>
+        </w:tabs>
+        <w:ind w:left="5040" w:hanging="360"/>
+      </w:pPr>
+      <w:rPr>
+        <w:rFonts w:ascii="Wingdings" w:hAnsi="Wingdings" w:hint="default"/>
+        <w:sz w:val="20"/>
+      </w:rPr>
+    </w:lvl>
+    <w:lvl w:ilvl="7" w:tentative="1">
+      <w:start w:val="1"/>
+      <w:numFmt w:val="bullet"/>
+      <w:lvlText w:val=""/>
+      <w:lvlJc w:val="left"/>
+      <w:pPr>
+        <w:tabs>
+          <w:tab w:val="num" w:pos="5760"/>
+        </w:tabs>
+        <w:ind w:left="5760" w:hanging="360"/>
+      </w:pPr>
+      <w:rPr>
+        <w:rFonts w:ascii="Wingdings" w:hAnsi="Wingdings" w:hint="default"/>
+        <w:sz w:val="20"/>
+      </w:rPr>
+    </w:lvl>
+    <w:lvl w:ilvl="8" w:tentative="1">
+      <w:start w:val="1"/>
+      <w:numFmt w:val="bullet"/>
+      <w:lvlText w:val=""/>
+      <w:lvlJc w:val="left"/>
+      <w:pPr>
+        <w:tabs>
+          <w:tab w:val="num" w:pos="6480"/>
+        </w:tabs>
+        <w:ind w:left="6480" w:hanging="360"/>
+      </w:pPr>
+      <w:rPr>
+        <w:rFonts w:ascii="Wingdings" w:hAnsi="Wingdings" w:hint="default"/>
+        <w:sz w:val="20"/>
+      </w:rPr>
+    </w:lvl>
+  </w:abstractNum>
+  <w:abstractNum w:abstractNumId="3" w15:restartNumberingAfterBreak="0">
     <w:nsid w:val="38512830"/>
     <w:multiLevelType w:val="multilevel"/>
     <w:tmpl w:val="D6BA3716"/>
@@ -1197,7 +1391,7 @@
       </w:rPr>
     </w:lvl>
   </w:abstractNum>
-  <w:abstractNum w:abstractNumId="3" w15:restartNumberingAfterBreak="0">
+  <w:abstractNum w:abstractNumId="4" w15:restartNumberingAfterBreak="0">
     <w:nsid w:val="41F75746"/>
     <w:multiLevelType w:val="multilevel"/>
     <w:tmpl w:val="C9E85BF8"/>
@@ -1346,7 +1540,7 @@
       </w:rPr>
     </w:lvl>
   </w:abstractNum>
-  <w:abstractNum w:abstractNumId="4" w15:restartNumberingAfterBreak="0">
+  <w:abstractNum w:abstractNumId="5" w15:restartNumberingAfterBreak="0">
     <w:nsid w:val="425C05DF"/>
     <w:multiLevelType w:val="multilevel"/>
     <w:tmpl w:val="EE387C66"/>
@@ -1495,7 +1689,7 @@
       </w:rPr>
     </w:lvl>
   </w:abstractNum>
-  <w:abstractNum w:abstractNumId="5" w15:restartNumberingAfterBreak="0">
+  <w:abstractNum w:abstractNumId="6" w15:restartNumberingAfterBreak="0">
     <w:nsid w:val="509A7B92"/>
     <w:multiLevelType w:val="multilevel"/>
     <w:tmpl w:val="A14459E4"/>
@@ -1608,7 +1802,7 @@
       </w:pPr>
     </w:lvl>
   </w:abstractNum>
-  <w:abstractNum w:abstractNumId="6" w15:restartNumberingAfterBreak="0">
+  <w:abstractNum w:abstractNumId="7" w15:restartNumberingAfterBreak="0">
     <w:nsid w:val="516D0CF6"/>
     <w:multiLevelType w:val="hybridMultilevel"/>
     <w:tmpl w:val="2E443618"/>
@@ -1697,7 +1891,7 @@
       </w:pPr>
     </w:lvl>
   </w:abstractNum>
-  <w:abstractNum w:abstractNumId="7" w15:restartNumberingAfterBreak="0">
+  <w:abstractNum w:abstractNumId="8" w15:restartNumberingAfterBreak="0">
     <w:nsid w:val="6F94499A"/>
     <w:multiLevelType w:val="multilevel"/>
     <w:tmpl w:val="DCF0802E"/>
@@ -1846,7 +2040,7 @@
       </w:rPr>
     </w:lvl>
   </w:abstractNum>
-  <w:abstractNum w:abstractNumId="8" w15:restartNumberingAfterBreak="0">
+  <w:abstractNum w:abstractNumId="9" w15:restartNumberingAfterBreak="0">
     <w:nsid w:val="738456F7"/>
     <w:multiLevelType w:val="multilevel"/>
     <w:tmpl w:val="13D41B5E"/>
@@ -1996,7 +2190,7 @@
       </w:rPr>
     </w:lvl>
   </w:abstractNum>
-  <w:abstractNum w:abstractNumId="9" w15:restartNumberingAfterBreak="0">
+  <w:abstractNum w:abstractNumId="10" w15:restartNumberingAfterBreak="0">
     <w:nsid w:val="76B96F05"/>
     <w:multiLevelType w:val="multilevel"/>
     <w:tmpl w:val="DC309600"/>
@@ -2145,7 +2339,7 @@
       </w:rPr>
     </w:lvl>
   </w:abstractNum>
-  <w:abstractNum w:abstractNumId="10" w15:restartNumberingAfterBreak="0">
+  <w:abstractNum w:abstractNumId="11" w15:restartNumberingAfterBreak="0">
     <w:nsid w:val="77710885"/>
     <w:multiLevelType w:val="multilevel"/>
     <w:tmpl w:val="2D8A7504"/>
@@ -2259,37 +2453,40 @@
     </w:lvl>
   </w:abstractNum>
   <w:num w:numId="1" w16cid:durableId="1794711100">
+    <w:abstractNumId w:val="7"/>
+  </w:num>
+  <w:num w:numId="2" w16cid:durableId="58946002">
+    <w:abstractNumId w:val="9"/>
+  </w:num>
+  <w:num w:numId="3" w16cid:durableId="1449810548">
+    <w:abstractNumId w:val="11"/>
+  </w:num>
+  <w:num w:numId="4" w16cid:durableId="2027555765">
+    <w:abstractNumId w:val="10"/>
+  </w:num>
+  <w:num w:numId="5" w16cid:durableId="128862675">
     <w:abstractNumId w:val="6"/>
   </w:num>
-  <w:num w:numId="2" w16cid:durableId="58946002">
+  <w:num w:numId="6" w16cid:durableId="2022195731">
     <w:abstractNumId w:val="8"/>
-  </w:num>
-  <w:num w:numId="3" w16cid:durableId="1449810548">
-    <w:abstractNumId w:val="10"/>
-  </w:num>
-  <w:num w:numId="4" w16cid:durableId="2027555765">
-    <w:abstractNumId w:val="9"/>
-  </w:num>
-  <w:num w:numId="5" w16cid:durableId="128862675">
-    <w:abstractNumId w:val="5"/>
-  </w:num>
-  <w:num w:numId="6" w16cid:durableId="2022195731">
-    <w:abstractNumId w:val="7"/>
   </w:num>
   <w:num w:numId="7" w16cid:durableId="1625426495">
     <w:abstractNumId w:val="0"/>
   </w:num>
   <w:num w:numId="8" w16cid:durableId="1337608067">
-    <w:abstractNumId w:val="2"/>
+    <w:abstractNumId w:val="3"/>
   </w:num>
   <w:num w:numId="9" w16cid:durableId="1768891532">
-    <w:abstractNumId w:val="3"/>
+    <w:abstractNumId w:val="4"/>
   </w:num>
   <w:num w:numId="10" w16cid:durableId="1726374208">
-    <w:abstractNumId w:val="4"/>
+    <w:abstractNumId w:val="5"/>
   </w:num>
   <w:num w:numId="11" w16cid:durableId="1863860384">
     <w:abstractNumId w:val="1"/>
+  </w:num>
+  <w:num w:numId="12" w16cid:durableId="1481265660">
+    <w:abstractNumId w:val="2"/>
   </w:num>
 </w:numbering>
 </file>
@@ -2906,6 +3103,7 @@
   <w:style w:type="character" w:default="1" w:styleId="Standaardalinea-lettertype">
     <w:name w:val="Default Paragraph Font"/>
     <w:uiPriority w:val="1"/>
+    <w:semiHidden/>
     <w:unhideWhenUsed/>
   </w:style>
   <w:style w:type="table" w:default="1" w:styleId="Standaardtabel">
@@ -3702,21 +3900,6 @@
 </file>
 
 <file path=customXml/item1.xml><?xml version="1.0" encoding="utf-8"?>
-<p:properties xmlns:p="http://schemas.microsoft.com/office/2006/metadata/properties" xmlns:xsi="http://www.w3.org/2001/XMLSchema-instance" xmlns:pc="http://schemas.microsoft.com/office/infopath/2007/PartnerControls">
-  <documentManagement/>
-</p:properties>
-</file>
-
-<file path=customXml/item2.xml><?xml version="1.0" encoding="utf-8"?>
-<?mso-contentType ?>
-<FormTemplates xmlns="http://schemas.microsoft.com/sharepoint/v3/contenttype/forms">
-  <Display>DocumentLibraryForm</Display>
-  <Edit>DocumentLibraryForm</Edit>
-  <New>DocumentLibraryForm</New>
-</FormTemplates>
-</file>
-
-<file path=customXml/item3.xml><?xml version="1.0" encoding="utf-8"?>
 <ct:contentTypeSchema xmlns:ct="http://schemas.microsoft.com/office/2006/metadata/contentType" xmlns:ma="http://schemas.microsoft.com/office/2006/metadata/properties/metaAttributes" ct:_="" ma:_="" ma:contentTypeName="Document" ma:contentTypeID="0x010100F1B33D7B57FFEC4BB77B5001C5B93838" ma:contentTypeVersion="6" ma:contentTypeDescription="Een nieuw document maken." ma:contentTypeScope="" ma:versionID="59579db12405a868ad0e92c5e4f74ae1">
   <xsd:schema xmlns:xsd="http://www.w3.org/2001/XMLSchema" xmlns:xs="http://www.w3.org/2001/XMLSchema" xmlns:p="http://schemas.microsoft.com/office/2006/metadata/properties" xmlns:ns2="f44e6bd5-09db-4117-8b15-adf399208dc6" targetNamespace="http://schemas.microsoft.com/office/2006/metadata/properties" ma:root="true" ma:fieldsID="98cf673e6ff17a9b7a889e3f7df574b2" ns2:_="">
     <xsd:import namespace="f44e6bd5-09db-4117-8b15-adf399208dc6"/>
@@ -3872,24 +4055,22 @@
 </ct:contentTypeSchema>
 </file>
 
-<file path=customXml/itemProps1.xml><?xml version="1.0" encoding="utf-8"?>
-<ds:datastoreItem xmlns:ds="http://schemas.openxmlformats.org/officeDocument/2006/customXml" ds:itemID="{A8715EBB-D055-478A-A3CD-B30600F152E5}">
-  <ds:schemaRefs>
-    <ds:schemaRef ds:uri="http://schemas.microsoft.com/office/2006/metadata/properties"/>
-    <ds:schemaRef ds:uri="http://schemas.microsoft.com/office/infopath/2007/PartnerControls"/>
-  </ds:schemaRefs>
-</ds:datastoreItem>
+<file path=customXml/item2.xml><?xml version="1.0" encoding="utf-8"?>
+<p:properties xmlns:p="http://schemas.microsoft.com/office/2006/metadata/properties" xmlns:xsi="http://www.w3.org/2001/XMLSchema-instance" xmlns:pc="http://schemas.microsoft.com/office/infopath/2007/PartnerControls">
+  <documentManagement/>
+</p:properties>
 </file>
 
-<file path=customXml/itemProps2.xml><?xml version="1.0" encoding="utf-8"?>
-<ds:datastoreItem xmlns:ds="http://schemas.openxmlformats.org/officeDocument/2006/customXml" ds:itemID="{414E6C91-E84D-49AD-9DD9-C64D9CDCFA00}">
-  <ds:schemaRefs>
-    <ds:schemaRef ds:uri="http://schemas.microsoft.com/sharepoint/v3/contenttype/forms"/>
-  </ds:schemaRefs>
-</ds:datastoreItem>
+<file path=customXml/item3.xml><?xml version="1.0" encoding="utf-8"?>
+<?mso-contentType ?>
+<FormTemplates xmlns="http://schemas.microsoft.com/sharepoint/v3/contenttype/forms">
+  <Display>DocumentLibraryForm</Display>
+  <Edit>DocumentLibraryForm</Edit>
+  <New>DocumentLibraryForm</New>
+</FormTemplates>
 </file>
 
-<file path=customXml/itemProps3.xml><?xml version="1.0" encoding="utf-8"?>
+<file path=customXml/itemProps1.xml><?xml version="1.0" encoding="utf-8"?>
 <ds:datastoreItem xmlns:ds="http://schemas.openxmlformats.org/officeDocument/2006/customXml" ds:itemID="{C65F9F56-9EE1-45D0-89A6-F2010FDF1FAF}">
   <ds:schemaRefs>
     <ds:schemaRef ds:uri="http://schemas.microsoft.com/office/2006/metadata/contentType"/>
@@ -3905,4 +4086,21 @@
     <ds:schemaRef ds:uri="http://schemas.microsoft.com/internal/obd"/>
   </ds:schemaRefs>
 </ds:datastoreItem>
+</file>
+
+<file path=customXml/itemProps2.xml><?xml version="1.0" encoding="utf-8"?>
+<ds:datastoreItem xmlns:ds="http://schemas.openxmlformats.org/officeDocument/2006/customXml" ds:itemID="{A8715EBB-D055-478A-A3CD-B30600F152E5}">
+  <ds:schemaRefs>
+    <ds:schemaRef ds:uri="http://schemas.microsoft.com/office/2006/metadata/properties"/>
+    <ds:schemaRef ds:uri="http://schemas.microsoft.com/office/infopath/2007/PartnerControls"/>
+  </ds:schemaRefs>
+</ds:datastoreItem>
+</file>
+
+<file path=customXml/itemProps3.xml><?xml version="1.0" encoding="utf-8"?>
+<ds:datastoreItem xmlns:ds="http://schemas.openxmlformats.org/officeDocument/2006/customXml" ds:itemID="{414E6C91-E84D-49AD-9DD9-C64D9CDCFA00}">
+  <ds:schemaRefs>
+    <ds:schemaRef ds:uri="http://schemas.microsoft.com/sharepoint/v3/contenttype/forms"/>
+  </ds:schemaRefs>
+</ds:datastoreItem>
 </file>